--- a/TS Jatai Ghanam Project/TS 1.2/TS 1.2 Jatai Sanskrit Corrections.docx
+++ b/TS Jatai Ghanam Project/TS 1.2/TS 1.2 Jatai Sanskrit Corrections.docx
@@ -208,6 +208,9 @@
         <w:gridCol w:w="7229"/>
       </w:tblGrid>
       <w:tr>
+        <w:trPr>
+          <w:trHeight w:val="4018"/>
+        </w:trPr>
         <w:tc>
           <w:tcPr>
             <w:tcW w:w="7024" w:type="dxa"/>
@@ -1238,134 +1241,123 @@
               <w:adjustRightInd w:val="0"/>
               <w:spacing w:before="0" w:line="240" w:lineRule="auto"/>
               <w:rPr>
-                <w:rFonts w:ascii="BRH Malayalam Extra" w:hAnsi="BRH Malayalam Extra" w:cs="BRH Malayalam Extra"/>
-                <w:color w:val="000000"/>
-                <w:sz w:val="32"/>
-                <w:szCs w:val="40"/>
-              </w:rPr>
-            </w:pPr>
-            <w:r>
-              <w:rPr>
-                <w:rFonts w:ascii="BRH Devanagari Extra" w:hAnsi="BRH Devanagari Extra" w:cs="BRH Devanagari Extra"/>
-                <w:color w:val="000000"/>
-                <w:sz w:val="32"/>
-                <w:szCs w:val="40"/>
-              </w:rPr>
-              <w:t>E</w:t>
-            </w:r>
-            <w:r>
-              <w:rPr>
-                <w:rFonts w:ascii="BRH Malayalam Extra" w:hAnsi="BRH Malayalam Extra" w:cs="BRH Devanagari Extra"/>
-                <w:color w:val="000000"/>
-                <w:szCs w:val="40"/>
-              </w:rPr>
-              <w:t>–</w:t>
-            </w:r>
-            <w:r>
-              <w:rPr>
-                <w:rFonts w:ascii="BRH Devanagari Extra" w:hAnsi="BRH Devanagari Extra" w:cs="BRH Devanagari Extra"/>
-                <w:color w:val="000000"/>
-                <w:sz w:val="32"/>
-                <w:szCs w:val="40"/>
-              </w:rPr>
-              <w:t>pÉ</w:t>
-            </w:r>
-            <w:r>
-              <w:rPr>
-                <w:rFonts w:ascii="BRH Malayalam Extra" w:hAnsi="BRH Malayalam Extra" w:cs="BRH Devanagari Extra"/>
-                <w:color w:val="000000"/>
-                <w:szCs w:val="40"/>
-              </w:rPr>
-              <w:t>–</w:t>
-            </w:r>
-            <w:r>
-              <w:rPr>
-                <w:rFonts w:ascii="BRH Devanagari Extra" w:hAnsi="BRH Devanagari Extra" w:cs="BRH Devanagari Extra"/>
-                <w:color w:val="000000"/>
-                <w:sz w:val="32"/>
-                <w:szCs w:val="40"/>
-              </w:rPr>
-              <w:t>rÉiÉþzzÉÏ</w:t>
-            </w:r>
-            <w:r>
-              <w:rPr>
-                <w:rFonts w:ascii="BRH Malayalam Extra" w:hAnsi="BRH Malayalam Extra" w:cs="BRH Devanagari Extra"/>
-                <w:color w:val="000000"/>
-                <w:szCs w:val="40"/>
-              </w:rPr>
-              <w:t>–</w:t>
-            </w:r>
-            <w:r>
-              <w:rPr>
-                <w:rFonts w:ascii="BRH Devanagari Extra" w:hAnsi="BRH Devanagari Extra" w:cs="BRH Devanagari Extra"/>
-                <w:color w:val="000000"/>
-                <w:sz w:val="32"/>
-                <w:szCs w:val="40"/>
-              </w:rPr>
-              <w:t>whÉÏïirÉÑþpÉ</w:t>
-            </w:r>
-            <w:r>
-              <w:rPr>
-                <w:rFonts w:ascii="BRH Malayalam Extra" w:hAnsi="BRH Malayalam Extra" w:cs="BRH Devanagari Extra"/>
-                <w:color w:val="000000"/>
-                <w:szCs w:val="40"/>
-              </w:rPr>
-              <w:t>–</w:t>
-            </w:r>
-            <w:r>
-              <w:rPr>
-                <w:rFonts w:ascii="BRH Devanagari Extra" w:hAnsi="BRH Devanagari Extra" w:cs="BRH Devanagari Extra"/>
-                <w:color w:val="000000"/>
-                <w:sz w:val="32"/>
-                <w:szCs w:val="40"/>
-              </w:rPr>
-              <w:t>rÉiÉþÈ - zÉÏ</w:t>
-            </w:r>
-            <w:r>
-              <w:rPr>
-                <w:rFonts w:ascii="BRH Malayalam Extra" w:hAnsi="BRH Malayalam Extra" w:cs="BRH Devanagari Extra"/>
-                <w:color w:val="000000"/>
-                <w:szCs w:val="40"/>
-              </w:rPr>
-              <w:t>–</w:t>
-            </w:r>
-            <w:r>
-              <w:rPr>
-                <w:rFonts w:ascii="BRH Devanagari Extra" w:hAnsi="BRH Devanagari Extra" w:cs="BRH Devanagari Extra"/>
-                <w:color w:val="000000"/>
-                <w:sz w:val="32"/>
-                <w:szCs w:val="40"/>
-              </w:rPr>
-              <w:t>whÉÏï</w:t>
-            </w:r>
-            <w:r>
-              <w:rPr>
-                <w:rFonts w:ascii="BRH Malayalam Extra" w:hAnsi="BRH Malayalam Extra" w:cs="BRH Devanagari Extra"/>
-                <w:color w:val="000000"/>
-                <w:szCs w:val="40"/>
-              </w:rPr>
-              <w:t>–</w:t>
-            </w:r>
-            <w:r>
-              <w:rPr>
-                <w:rFonts w:ascii="BRH Devanagari Extra" w:hAnsi="BRH Devanagari Extra" w:cs="BRH Devanagari Extra"/>
-                <w:color w:val="000000"/>
-                <w:sz w:val="32"/>
-                <w:szCs w:val="40"/>
-              </w:rPr>
-              <w:t xml:space="preserve"> | </w:t>
-            </w:r>
-          </w:p>
-          <w:p>
-            <w:pPr>
-              <w:spacing w:before="0" w:line="240" w:lineRule="auto"/>
-              <w:rPr>
                 <w:b/>
                 <w:sz w:val="28"/>
                 <w:szCs w:val="28"/>
                 <w:u w:val="single"/>
               </w:rPr>
             </w:pPr>
+            <w:r>
+              <w:rPr>
+                <w:rFonts w:ascii="BRH Devanagari Extra" w:hAnsi="BRH Devanagari Extra" w:cs="BRH Devanagari Extra"/>
+                <w:color w:val="000000"/>
+                <w:sz w:val="32"/>
+                <w:szCs w:val="40"/>
+              </w:rPr>
+              <w:t>E</w:t>
+            </w:r>
+            <w:r>
+              <w:rPr>
+                <w:rFonts w:ascii="BRH Malayalam Extra" w:hAnsi="BRH Malayalam Extra" w:cs="BRH Devanagari Extra"/>
+                <w:color w:val="000000"/>
+                <w:szCs w:val="40"/>
+              </w:rPr>
+              <w:t>–</w:t>
+            </w:r>
+            <w:r>
+              <w:rPr>
+                <w:rFonts w:ascii="BRH Devanagari Extra" w:hAnsi="BRH Devanagari Extra" w:cs="BRH Devanagari Extra"/>
+                <w:color w:val="000000"/>
+                <w:sz w:val="32"/>
+                <w:szCs w:val="40"/>
+              </w:rPr>
+              <w:t>pÉ</w:t>
+            </w:r>
+            <w:r>
+              <w:rPr>
+                <w:rFonts w:ascii="BRH Malayalam Extra" w:hAnsi="BRH Malayalam Extra" w:cs="BRH Devanagari Extra"/>
+                <w:color w:val="000000"/>
+                <w:szCs w:val="40"/>
+              </w:rPr>
+              <w:t>–</w:t>
+            </w:r>
+            <w:r>
+              <w:rPr>
+                <w:rFonts w:ascii="BRH Devanagari Extra" w:hAnsi="BRH Devanagari Extra" w:cs="BRH Devanagari Extra"/>
+                <w:color w:val="000000"/>
+                <w:sz w:val="32"/>
+                <w:szCs w:val="40"/>
+              </w:rPr>
+              <w:t>rÉiÉþzzÉÏ</w:t>
+            </w:r>
+            <w:r>
+              <w:rPr>
+                <w:rFonts w:ascii="BRH Malayalam Extra" w:hAnsi="BRH Malayalam Extra" w:cs="BRH Devanagari Extra"/>
+                <w:color w:val="000000"/>
+                <w:szCs w:val="40"/>
+              </w:rPr>
+              <w:t>–</w:t>
+            </w:r>
+            <w:r>
+              <w:rPr>
+                <w:rFonts w:ascii="BRH Devanagari Extra" w:hAnsi="BRH Devanagari Extra" w:cs="BRH Devanagari Extra"/>
+                <w:color w:val="000000"/>
+                <w:sz w:val="32"/>
+                <w:szCs w:val="40"/>
+              </w:rPr>
+              <w:t>whÉÏïirÉÑþpÉ</w:t>
+            </w:r>
+            <w:r>
+              <w:rPr>
+                <w:rFonts w:ascii="BRH Malayalam Extra" w:hAnsi="BRH Malayalam Extra" w:cs="BRH Devanagari Extra"/>
+                <w:color w:val="000000"/>
+                <w:szCs w:val="40"/>
+              </w:rPr>
+              <w:t>–</w:t>
+            </w:r>
+            <w:r>
+              <w:rPr>
+                <w:rFonts w:ascii="BRH Devanagari Extra" w:hAnsi="BRH Devanagari Extra" w:cs="BRH Devanagari Extra"/>
+                <w:color w:val="000000"/>
+                <w:sz w:val="32"/>
+                <w:szCs w:val="40"/>
+              </w:rPr>
+              <w:t>rÉiÉþÈ - zÉÏ</w:t>
+            </w:r>
+            <w:r>
+              <w:rPr>
+                <w:rFonts w:ascii="BRH Malayalam Extra" w:hAnsi="BRH Malayalam Extra" w:cs="BRH Devanagari Extra"/>
+                <w:color w:val="000000"/>
+                <w:szCs w:val="40"/>
+              </w:rPr>
+              <w:t>–</w:t>
+            </w:r>
+            <w:r>
+              <w:rPr>
+                <w:rFonts w:ascii="BRH Devanagari Extra" w:hAnsi="BRH Devanagari Extra" w:cs="BRH Devanagari Extra"/>
+                <w:color w:val="000000"/>
+                <w:sz w:val="32"/>
+                <w:szCs w:val="40"/>
+              </w:rPr>
+              <w:t>whÉÏï</w:t>
+            </w:r>
+            <w:r>
+              <w:rPr>
+                <w:rFonts w:ascii="BRH Malayalam Extra" w:hAnsi="BRH Malayalam Extra" w:cs="BRH Devanagari Extra"/>
+                <w:color w:val="000000"/>
+                <w:szCs w:val="40"/>
+              </w:rPr>
+              <w:t>–</w:t>
+            </w:r>
+            <w:r>
+              <w:rPr>
+                <w:rFonts w:ascii="BRH Devanagari Extra" w:hAnsi="BRH Devanagari Extra" w:cs="BRH Devanagari Extra"/>
+                <w:color w:val="000000"/>
+                <w:sz w:val="32"/>
+                <w:szCs w:val="40"/>
+              </w:rPr>
+              <w:t xml:space="preserve"> | </w:t>
+            </w:r>
           </w:p>
         </w:tc>
         <w:tc>
@@ -3017,7 +3009,7 @@
               <w:adjustRightInd w:val="0"/>
               <w:spacing w:before="0" w:line="240" w:lineRule="auto"/>
               <w:rPr>
-                <w:rFonts w:ascii="BRH Devanagari Extra" w:hAnsi="BRH Devanagari Extra" w:cs="BRH Devanagari Extra"/>
+                <w:rFonts w:ascii="BRH Malayalam Extra" w:hAnsi="BRH Malayalam Extra" w:cs="BRH Malayalam Extra"/>
                 <w:color w:val="000000"/>
                 <w:sz w:val="32"/>
                 <w:szCs w:val="40"/>
@@ -3094,21 +3086,6 @@
               </w:rPr>
               <w:t xml:space="preserve"> ÅWûqÉç | </w:t>
             </w:r>
-          </w:p>
-          <w:p>
-            <w:pPr>
-              <w:widowControl w:val="0"/>
-              <w:autoSpaceDE w:val="0"/>
-              <w:autoSpaceDN w:val="0"/>
-              <w:adjustRightInd w:val="0"/>
-              <w:spacing w:before="0" w:line="240" w:lineRule="auto"/>
-              <w:rPr>
-                <w:rFonts w:ascii="BRH Malayalam Extra" w:hAnsi="BRH Malayalam Extra" w:cs="BRH Malayalam Extra"/>
-                <w:color w:val="000000"/>
-                <w:sz w:val="32"/>
-                <w:szCs w:val="40"/>
-              </w:rPr>
-            </w:pPr>
           </w:p>
           <w:p>
             <w:pPr>
@@ -3633,9 +3610,8 @@
               <w:adjustRightInd w:val="0"/>
               <w:spacing w:before="0" w:line="240" w:lineRule="auto"/>
               <w:rPr>
-                <w:rFonts w:ascii="BRH Devanagari Extra" w:hAnsi="BRH Devanagari Extra" w:cs="BRH Devanagari Extra"/>
-                <w:color w:val="000000"/>
-                <w:sz w:val="32"/>
+                <w:rFonts w:cs="BRH Malayalam Extra"/>
+                <w:color w:val="000000"/>
                 <w:szCs w:val="40"/>
               </w:rPr>
             </w:pPr>
@@ -3693,6 +3669,190 @@
                 <w:szCs w:val="40"/>
               </w:rPr>
               <w:t xml:space="preserve"> ÅWûqÉç | </w:t>
+            </w:r>
+          </w:p>
+        </w:tc>
+      </w:tr>
+      <w:tr>
+        <w:trPr>
+          <w:trHeight w:val="1155"/>
+        </w:trPr>
+        <w:tc>
+          <w:tcPr>
+            <w:tcW w:w="7024" w:type="dxa"/>
+            <w:tcBorders>
+              <w:top w:val="single" w:sz="4" w:space="0" w:color="000000"/>
+              <w:left w:val="single" w:sz="4" w:space="0" w:color="000000"/>
+              <w:bottom w:val="single" w:sz="4" w:space="0" w:color="000000"/>
+              <w:right w:val="single" w:sz="4" w:space="0" w:color="000000"/>
+            </w:tcBorders>
+          </w:tcPr>
+          <w:p>
+            <w:pPr>
+              <w:widowControl w:val="0"/>
+              <w:autoSpaceDE w:val="0"/>
+              <w:autoSpaceDN w:val="0"/>
+              <w:adjustRightInd w:val="0"/>
+              <w:spacing w:before="0" w:line="240" w:lineRule="auto"/>
+              <w:rPr>
+                <w:rFonts w:ascii="BRH Devanagari Extra" w:hAnsi="BRH Devanagari Extra" w:cs="BRH Devanagari Extra"/>
+                <w:color w:val="000000"/>
+                <w:sz w:val="32"/>
+                <w:szCs w:val="40"/>
+                <w:lang w:val="it-IT"/>
+              </w:rPr>
+            </w:pPr>
+            <w:r>
+              <w:rPr>
+                <w:rFonts w:cs="BRH Devanagari Extra"/>
+                <w:color w:val="000000"/>
+                <w:szCs w:val="40"/>
+                <w:lang w:val="it-IT"/>
+              </w:rPr>
+              <w:t>40</w:t>
+            </w:r>
+            <w:r>
+              <w:rPr>
+                <w:rFonts w:ascii="BRH Devanagari Extra" w:hAnsi="BRH Devanagari Extra" w:cs="BRH Devanagari Extra"/>
+                <w:color w:val="000000"/>
+                <w:sz w:val="32"/>
+                <w:szCs w:val="40"/>
+                <w:lang w:val="it-IT"/>
+              </w:rPr>
+              <w:t xml:space="preserve">) </w:t>
+            </w:r>
+            <w:r>
+              <w:rPr>
+                <w:rFonts w:cs="BRH Devanagari Extra"/>
+                <w:color w:val="000000"/>
+                <w:szCs w:val="40"/>
+                <w:lang w:val="it-IT"/>
+              </w:rPr>
+              <w:t>1</w:t>
+            </w:r>
+            <w:r>
+              <w:rPr>
+                <w:rFonts w:ascii="BRH Devanagari Extra" w:hAnsi="BRH Devanagari Extra" w:cs="BRH Devanagari Extra"/>
+                <w:color w:val="000000"/>
+                <w:sz w:val="32"/>
+                <w:szCs w:val="40"/>
+                <w:lang w:val="it-IT"/>
+              </w:rPr>
+              <w:t>.</w:t>
+            </w:r>
+            <w:r>
+              <w:rPr>
+                <w:rFonts w:cs="BRH Devanagari Extra"/>
+                <w:color w:val="000000"/>
+                <w:szCs w:val="40"/>
+                <w:lang w:val="it-IT"/>
+              </w:rPr>
+              <w:t>2</w:t>
+            </w:r>
+            <w:r>
+              <w:rPr>
+                <w:rFonts w:ascii="BRH Devanagari Extra" w:hAnsi="BRH Devanagari Extra" w:cs="BRH Devanagari Extra"/>
+                <w:color w:val="000000"/>
+                <w:sz w:val="32"/>
+                <w:szCs w:val="40"/>
+                <w:lang w:val="it-IT"/>
+              </w:rPr>
+              <w:t>.</w:t>
+            </w:r>
+            <w:r>
+              <w:rPr>
+                <w:rFonts w:cs="BRH Devanagari Extra"/>
+                <w:color w:val="000000"/>
+                <w:szCs w:val="40"/>
+                <w:lang w:val="it-IT"/>
+              </w:rPr>
+              <w:t>14</w:t>
+            </w:r>
+            <w:r>
+              <w:rPr>
+                <w:rFonts w:ascii="BRH Devanagari Extra" w:hAnsi="BRH Devanagari Extra" w:cs="BRH Devanagari Extra"/>
+                <w:color w:val="000000"/>
+                <w:sz w:val="32"/>
+                <w:szCs w:val="40"/>
+                <w:lang w:val="it-IT"/>
+              </w:rPr>
+              <w:t>.</w:t>
+            </w:r>
+            <w:r>
+              <w:rPr>
+                <w:rFonts w:cs="BRH Devanagari Extra"/>
+                <w:color w:val="000000"/>
+                <w:szCs w:val="40"/>
+                <w:lang w:val="it-IT"/>
+              </w:rPr>
+              <w:t>2</w:t>
+            </w:r>
+            <w:r>
+              <w:rPr>
+                <w:rFonts w:ascii="BRH Devanagari Extra" w:hAnsi="BRH Devanagari Extra" w:cs="BRH Devanagari Extra"/>
+                <w:color w:val="000000"/>
+                <w:sz w:val="32"/>
+                <w:szCs w:val="40"/>
+                <w:lang w:val="it-IT"/>
+              </w:rPr>
+              <w:t>(</w:t>
+            </w:r>
+            <w:r>
+              <w:rPr>
+                <w:rFonts w:cs="BRH Devanagari Extra"/>
+                <w:color w:val="000000"/>
+                <w:szCs w:val="40"/>
+                <w:lang w:val="it-IT"/>
+              </w:rPr>
+              <w:t>39</w:t>
+            </w:r>
+            <w:r>
+              <w:rPr>
+                <w:rFonts w:ascii="BRH Devanagari Extra" w:hAnsi="BRH Devanagari Extra" w:cs="BRH Devanagari Extra"/>
+                <w:color w:val="000000"/>
+                <w:sz w:val="32"/>
+                <w:szCs w:val="40"/>
+                <w:lang w:val="it-IT"/>
+              </w:rPr>
+              <w:t>)-  A</w:t>
+            </w:r>
+            <w:r>
+              <w:rPr>
+                <w:rFonts w:ascii="BRH Malayalam Extra" w:hAnsi="BRH Malayalam Extra" w:cs="BRH Devanagari Extra"/>
+                <w:color w:val="000000"/>
+                <w:szCs w:val="40"/>
+                <w:lang w:val="it-IT"/>
+              </w:rPr>
+              <w:t>–</w:t>
+            </w:r>
+            <w:r>
+              <w:rPr>
+                <w:rFonts w:ascii="BRH Devanagari Extra" w:hAnsi="BRH Devanagari Extra" w:cs="BRH Devanagari Extra"/>
+                <w:color w:val="000000"/>
+                <w:sz w:val="32"/>
+                <w:szCs w:val="40"/>
+                <w:lang w:val="it-IT"/>
+              </w:rPr>
+              <w:t>alÉå</w:t>
+            </w:r>
+            <w:r>
+              <w:rPr>
+                <w:rFonts w:ascii="BRH Malayalam Extra" w:hAnsi="BRH Malayalam Extra" w:cs="BRH Devanagari Extra"/>
+                <w:color w:val="000000"/>
+                <w:szCs w:val="40"/>
+                <w:lang w:val="it-IT"/>
+              </w:rPr>
+              <w:t>–</w:t>
+            </w:r>
+            <w:r>
+              <w:rPr>
+                <w:rFonts w:ascii="BRH Devanagari Extra" w:hAnsi="BRH Devanagari Extra" w:cs="BRH Devanagari Extra"/>
+                <w:color w:val="000000"/>
+                <w:sz w:val="32"/>
+                <w:szCs w:val="40"/>
+                <w:lang w:val="it-IT"/>
+              </w:rPr>
+              <w:t xml:space="preserve"> ||</w:t>
             </w:r>
           </w:p>
           <w:p>
@@ -3706,8 +3866,312 @@
                 <w:rFonts w:cs="BRH Malayalam Extra"/>
                 <w:color w:val="000000"/>
                 <w:szCs w:val="40"/>
+                <w:lang w:val="it-IT"/>
               </w:rPr>
             </w:pPr>
+            <w:r>
+              <w:rPr>
+                <w:rFonts w:ascii="BRH Devanagari Extra" w:hAnsi="BRH Devanagari Extra" w:cs="BRH Devanagari Extra"/>
+                <w:color w:val="000000"/>
+                <w:sz w:val="32"/>
+                <w:szCs w:val="40"/>
+                <w:lang w:val="it-IT"/>
+              </w:rPr>
+              <w:t>A</w:t>
+            </w:r>
+            <w:r>
+              <w:rPr>
+                <w:rFonts w:ascii="BRH Malayalam Extra" w:hAnsi="BRH Malayalam Extra" w:cs="BRH Devanagari Extra"/>
+                <w:color w:val="000000"/>
+                <w:szCs w:val="40"/>
+                <w:lang w:val="it-IT"/>
+              </w:rPr>
+              <w:t>–</w:t>
+            </w:r>
+            <w:r>
+              <w:rPr>
+                <w:rFonts w:ascii="BRH Devanagari Extra" w:hAnsi="BRH Devanagari Extra" w:cs="BRH Devanagari Extra"/>
+                <w:color w:val="000000"/>
+                <w:sz w:val="32"/>
+                <w:szCs w:val="40"/>
+                <w:lang w:val="it-IT"/>
+              </w:rPr>
+              <w:t>a</w:t>
+            </w:r>
+            <w:r>
+              <w:rPr>
+                <w:rFonts w:ascii="BRH Devanagari Extra" w:hAnsi="BRH Devanagari Extra" w:cs="BRH Devanagari Extra"/>
+                <w:color w:val="000000"/>
+                <w:sz w:val="32"/>
+                <w:szCs w:val="40"/>
+                <w:highlight w:val="yellow"/>
+                <w:lang w:val="it-IT"/>
+              </w:rPr>
+              <w:t>lÉå</w:t>
+            </w:r>
+            <w:r>
+              <w:rPr>
+                <w:rFonts w:ascii="BRH Malayalam Extra" w:hAnsi="BRH Malayalam Extra" w:cs="BRH Devanagari Extra"/>
+                <w:color w:val="000000"/>
+                <w:szCs w:val="40"/>
+                <w:lang w:val="it-IT"/>
+              </w:rPr>
+              <w:t>–</w:t>
+            </w:r>
+            <w:r>
+              <w:rPr>
+                <w:rFonts w:ascii="BRH Devanagari Extra" w:hAnsi="BRH Devanagari Extra" w:cs="BRH Devanagari Extra"/>
+                <w:color w:val="000000"/>
+                <w:sz w:val="32"/>
+                <w:szCs w:val="40"/>
+                <w:lang w:val="it-IT"/>
+              </w:rPr>
+              <w:t xml:space="preserve"> CirÉþalÉå | </w:t>
+            </w:r>
+          </w:p>
+        </w:tc>
+        <w:tc>
+          <w:tcPr>
+            <w:tcW w:w="7229" w:type="dxa"/>
+            <w:tcBorders>
+              <w:top w:val="single" w:sz="4" w:space="0" w:color="000000"/>
+              <w:left w:val="single" w:sz="4" w:space="0" w:color="000000"/>
+              <w:bottom w:val="single" w:sz="4" w:space="0" w:color="000000"/>
+              <w:right w:val="single" w:sz="4" w:space="0" w:color="000000"/>
+            </w:tcBorders>
+          </w:tcPr>
+          <w:p>
+            <w:pPr>
+              <w:widowControl w:val="0"/>
+              <w:autoSpaceDE w:val="0"/>
+              <w:autoSpaceDN w:val="0"/>
+              <w:adjustRightInd w:val="0"/>
+              <w:spacing w:before="0" w:line="240" w:lineRule="auto"/>
+              <w:rPr>
+                <w:rFonts w:ascii="BRH Devanagari Extra" w:hAnsi="BRH Devanagari Extra" w:cs="BRH Devanagari Extra"/>
+                <w:color w:val="000000"/>
+                <w:sz w:val="32"/>
+                <w:szCs w:val="40"/>
+                <w:lang w:val="it-IT"/>
+              </w:rPr>
+            </w:pPr>
+            <w:r>
+              <w:rPr>
+                <w:rFonts w:cs="BRH Devanagari Extra"/>
+                <w:color w:val="000000"/>
+                <w:szCs w:val="40"/>
+                <w:lang w:val="it-IT"/>
+              </w:rPr>
+              <w:t>40</w:t>
+            </w:r>
+            <w:r>
+              <w:rPr>
+                <w:rFonts w:ascii="BRH Devanagari Extra" w:hAnsi="BRH Devanagari Extra" w:cs="BRH Devanagari Extra"/>
+                <w:color w:val="000000"/>
+                <w:sz w:val="32"/>
+                <w:szCs w:val="40"/>
+                <w:lang w:val="it-IT"/>
+              </w:rPr>
+              <w:t xml:space="preserve">) </w:t>
+            </w:r>
+            <w:r>
+              <w:rPr>
+                <w:rFonts w:cs="BRH Devanagari Extra"/>
+                <w:color w:val="000000"/>
+                <w:szCs w:val="40"/>
+                <w:lang w:val="it-IT"/>
+              </w:rPr>
+              <w:t>1</w:t>
+            </w:r>
+            <w:r>
+              <w:rPr>
+                <w:rFonts w:ascii="BRH Devanagari Extra" w:hAnsi="BRH Devanagari Extra" w:cs="BRH Devanagari Extra"/>
+                <w:color w:val="000000"/>
+                <w:sz w:val="32"/>
+                <w:szCs w:val="40"/>
+                <w:lang w:val="it-IT"/>
+              </w:rPr>
+              <w:t>.</w:t>
+            </w:r>
+            <w:r>
+              <w:rPr>
+                <w:rFonts w:cs="BRH Devanagari Extra"/>
+                <w:color w:val="000000"/>
+                <w:szCs w:val="40"/>
+                <w:lang w:val="it-IT"/>
+              </w:rPr>
+              <w:t>2</w:t>
+            </w:r>
+            <w:r>
+              <w:rPr>
+                <w:rFonts w:ascii="BRH Devanagari Extra" w:hAnsi="BRH Devanagari Extra" w:cs="BRH Devanagari Extra"/>
+                <w:color w:val="000000"/>
+                <w:sz w:val="32"/>
+                <w:szCs w:val="40"/>
+                <w:lang w:val="it-IT"/>
+              </w:rPr>
+              <w:t>.</w:t>
+            </w:r>
+            <w:r>
+              <w:rPr>
+                <w:rFonts w:cs="BRH Devanagari Extra"/>
+                <w:color w:val="000000"/>
+                <w:szCs w:val="40"/>
+                <w:lang w:val="it-IT"/>
+              </w:rPr>
+              <w:t>14</w:t>
+            </w:r>
+            <w:r>
+              <w:rPr>
+                <w:rFonts w:ascii="BRH Devanagari Extra" w:hAnsi="BRH Devanagari Extra" w:cs="BRH Devanagari Extra"/>
+                <w:color w:val="000000"/>
+                <w:sz w:val="32"/>
+                <w:szCs w:val="40"/>
+                <w:lang w:val="it-IT"/>
+              </w:rPr>
+              <w:t>.</w:t>
+            </w:r>
+            <w:r>
+              <w:rPr>
+                <w:rFonts w:cs="BRH Devanagari Extra"/>
+                <w:color w:val="000000"/>
+                <w:szCs w:val="40"/>
+                <w:lang w:val="it-IT"/>
+              </w:rPr>
+              <w:t>2</w:t>
+            </w:r>
+            <w:r>
+              <w:rPr>
+                <w:rFonts w:ascii="BRH Devanagari Extra" w:hAnsi="BRH Devanagari Extra" w:cs="BRH Devanagari Extra"/>
+                <w:color w:val="000000"/>
+                <w:sz w:val="32"/>
+                <w:szCs w:val="40"/>
+                <w:lang w:val="it-IT"/>
+              </w:rPr>
+              <w:t>(</w:t>
+            </w:r>
+            <w:r>
+              <w:rPr>
+                <w:rFonts w:cs="BRH Devanagari Extra"/>
+                <w:color w:val="000000"/>
+                <w:szCs w:val="40"/>
+                <w:lang w:val="it-IT"/>
+              </w:rPr>
+              <w:t>39</w:t>
+            </w:r>
+            <w:r>
+              <w:rPr>
+                <w:rFonts w:ascii="BRH Devanagari Extra" w:hAnsi="BRH Devanagari Extra" w:cs="BRH Devanagari Extra"/>
+                <w:color w:val="000000"/>
+                <w:sz w:val="32"/>
+                <w:szCs w:val="40"/>
+                <w:lang w:val="it-IT"/>
+              </w:rPr>
+              <w:t>)-  A</w:t>
+            </w:r>
+            <w:r>
+              <w:rPr>
+                <w:rFonts w:ascii="BRH Malayalam Extra" w:hAnsi="BRH Malayalam Extra" w:cs="BRH Devanagari Extra"/>
+                <w:color w:val="000000"/>
+                <w:szCs w:val="40"/>
+                <w:lang w:val="it-IT"/>
+              </w:rPr>
+              <w:t>–</w:t>
+            </w:r>
+            <w:r>
+              <w:rPr>
+                <w:rFonts w:ascii="BRH Devanagari Extra" w:hAnsi="BRH Devanagari Extra" w:cs="BRH Devanagari Extra"/>
+                <w:color w:val="000000"/>
+                <w:sz w:val="32"/>
+                <w:szCs w:val="40"/>
+                <w:lang w:val="it-IT"/>
+              </w:rPr>
+              <w:t>alÉå</w:t>
+            </w:r>
+            <w:r>
+              <w:rPr>
+                <w:rFonts w:ascii="BRH Malayalam Extra" w:hAnsi="BRH Malayalam Extra" w:cs="BRH Devanagari Extra"/>
+                <w:color w:val="000000"/>
+                <w:szCs w:val="40"/>
+                <w:lang w:val="it-IT"/>
+              </w:rPr>
+              <w:t>–</w:t>
+            </w:r>
+            <w:r>
+              <w:rPr>
+                <w:rFonts w:ascii="BRH Devanagari Extra" w:hAnsi="BRH Devanagari Extra" w:cs="BRH Devanagari Extra"/>
+                <w:color w:val="000000"/>
+                <w:sz w:val="32"/>
+                <w:szCs w:val="40"/>
+                <w:lang w:val="it-IT"/>
+              </w:rPr>
+              <w:t xml:space="preserve"> ||</w:t>
+            </w:r>
+          </w:p>
+          <w:p>
+            <w:pPr>
+              <w:widowControl w:val="0"/>
+              <w:autoSpaceDE w:val="0"/>
+              <w:autoSpaceDN w:val="0"/>
+              <w:adjustRightInd w:val="0"/>
+              <w:spacing w:before="0" w:line="240" w:lineRule="auto"/>
+              <w:rPr>
+                <w:rFonts w:cs="BRH Malayalam Extra"/>
+                <w:color w:val="000000"/>
+                <w:szCs w:val="40"/>
+                <w:lang w:val="it-IT"/>
+              </w:rPr>
+            </w:pPr>
+            <w:r>
+              <w:rPr>
+                <w:rFonts w:ascii="BRH Devanagari Extra" w:hAnsi="BRH Devanagari Extra" w:cs="BRH Devanagari Extra"/>
+                <w:color w:val="000000"/>
+                <w:sz w:val="32"/>
+                <w:szCs w:val="40"/>
+                <w:lang w:val="it-IT"/>
+              </w:rPr>
+              <w:t>A</w:t>
+            </w:r>
+            <w:r>
+              <w:rPr>
+                <w:rFonts w:ascii="BRH Malayalam Extra" w:hAnsi="BRH Malayalam Extra" w:cs="BRH Devanagari Extra"/>
+                <w:color w:val="000000"/>
+                <w:szCs w:val="40"/>
+                <w:highlight w:val="green"/>
+                <w:lang w:val="it-IT"/>
+              </w:rPr>
+              <w:t>–</w:t>
+            </w:r>
+            <w:r>
+              <w:rPr>
+                <w:rFonts w:ascii="BRH Devanagari Extra" w:hAnsi="BRH Devanagari Extra" w:cs="BRH Devanagari Extra"/>
+                <w:color w:val="000000"/>
+                <w:sz w:val="32"/>
+                <w:szCs w:val="40"/>
+                <w:highlight w:val="green"/>
+                <w:lang w:val="it-IT"/>
+              </w:rPr>
+              <w:t>alÉ</w:t>
+            </w:r>
+            <w:r>
+              <w:rPr>
+                <w:rFonts w:ascii="BRH Malayalam Extra" w:hAnsi="BRH Malayalam Extra" w:cs="BRH Devanagari Extra"/>
+                <w:color w:val="000000"/>
+                <w:szCs w:val="40"/>
+                <w:lang w:val="it-IT"/>
+              </w:rPr>
+              <w:t>–</w:t>
+            </w:r>
+            <w:r>
+              <w:rPr>
+                <w:rFonts w:ascii="BRH Devanagari Extra" w:hAnsi="BRH Devanagari Extra" w:cs="BRH Devanagari Extra"/>
+                <w:color w:val="000000"/>
+                <w:sz w:val="32"/>
+                <w:szCs w:val="40"/>
+                <w:lang w:val="it-IT"/>
+              </w:rPr>
+              <w:t xml:space="preserve"> CirÉþalÉå | </w:t>
+            </w:r>
           </w:p>
         </w:tc>
       </w:tr>
@@ -3727,6 +4191,7 @@
                 <w:rFonts w:cs="BRH Devanagari Extra"/>
                 <w:color w:val="000000"/>
                 <w:szCs w:val="40"/>
+                <w:lang w:val="it-IT"/>
               </w:rPr>
             </w:pPr>
           </w:p>
@@ -3746,6 +4211,7 @@
                 <w:rFonts w:cs="BRH Devanagari Extra"/>
                 <w:color w:val="000000"/>
                 <w:szCs w:val="40"/>
+                <w:lang w:val="it-IT"/>
               </w:rPr>
             </w:pPr>
           </w:p>
@@ -3762,6 +4228,7 @@
           <w:sz w:val="32"/>
           <w:szCs w:val="32"/>
           <w:u w:val="single"/>
+          <w:lang w:val="it-IT"/>
         </w:rPr>
       </w:pPr>
     </w:p>
@@ -3775,6 +4242,7 @@
           <w:sz w:val="32"/>
           <w:szCs w:val="32"/>
           <w:u w:val="single"/>
+          <w:lang w:val="it-IT"/>
         </w:rPr>
       </w:pPr>
     </w:p>
@@ -6277,6 +6745,7 @@
                 <w:szCs w:val="40"/>
                 <w:lang w:val="it-IT"/>
               </w:rPr>
+              <w:lastRenderedPageBreak/>
               <w:t>20</w:t>
             </w:r>
             <w:r>
@@ -10600,6 +11069,7 @@
                 <w:rFonts w:cs="BRH Devanagari Extra"/>
                 <w:szCs w:val="40"/>
               </w:rPr>
+              <w:lastRenderedPageBreak/>
               <w:t>35</w:t>
             </w:r>
             <w:r>
@@ -11019,7 +11489,6 @@
                 <w:rFonts w:cs="BRH Devanagari Extra"/>
                 <w:szCs w:val="40"/>
               </w:rPr>
-              <w:lastRenderedPageBreak/>
               <w:t>35</w:t>
             </w:r>
             <w:r>
@@ -11421,7 +11890,6 @@
                 <w:color w:val="000000"/>
                 <w:szCs w:val="40"/>
               </w:rPr>
-              <w:lastRenderedPageBreak/>
               <w:t>49</w:t>
             </w:r>
             <w:r>
@@ -13664,6 +14132,7 @@
                 <w:color w:val="000000"/>
                 <w:szCs w:val="40"/>
               </w:rPr>
+              <w:lastRenderedPageBreak/>
               <w:t>12</w:t>
             </w:r>
             <w:r>
@@ -14088,7 +14557,6 @@
                 <w:color w:val="000000"/>
                 <w:szCs w:val="40"/>
               </w:rPr>
-              <w:lastRenderedPageBreak/>
               <w:t>13</w:t>
             </w:r>
             <w:r>
@@ -15217,6 +15685,7 @@
                 <w:color w:val="000000"/>
                 <w:szCs w:val="40"/>
               </w:rPr>
+              <w:lastRenderedPageBreak/>
               <w:t>12</w:t>
             </w:r>
             <w:r>
@@ -15593,7 +16062,6 @@
                 <w:color w:val="000000"/>
                 <w:szCs w:val="40"/>
               </w:rPr>
-              <w:lastRenderedPageBreak/>
               <w:t>13</w:t>
             </w:r>
             <w:r>

--- a/TS Jatai Ghanam Project/TS 1.2/TS 1.2 Jatai Sanskrit Corrections.docx
+++ b/TS Jatai Ghanam Project/TS 1.2/TS 1.2 Jatai Sanskrit Corrections.docx
@@ -62,9 +62,8 @@
           <w:szCs w:val="32"/>
           <w:u w:val="single"/>
         </w:rPr>
-        <w:t xml:space="preserve"> Corrections – Observed </w:t>
+        <w:t xml:space="preserve"> Corrections – Observed till </w:t>
       </w:r>
-      <w:proofErr w:type="gramStart"/>
       <w:r>
         <w:rPr>
           <w:b/>
@@ -73,20 +72,8 @@
           <w:szCs w:val="32"/>
           <w:u w:val="single"/>
         </w:rPr>
-        <w:t xml:space="preserve">till </w:t>
+        <w:t>30th June 2026</w:t>
       </w:r>
-      <w:r>
-        <w:rPr>
-          <w:b/>
-          <w:bCs/>
-          <w:sz w:val="32"/>
-          <w:szCs w:val="32"/>
-          <w:highlight w:val="red"/>
-          <w:u w:val="single"/>
-        </w:rPr>
-        <w:t>?????</w:t>
-      </w:r>
-      <w:proofErr w:type="gramEnd"/>
     </w:p>
     <w:p>
       <w:pPr>
@@ -329,19 +316,8 @@
                 <w:sz w:val="32"/>
                 <w:szCs w:val="40"/>
               </w:rPr>
-              <w:t>)</w:t>
-            </w:r>
-            <w:proofErr w:type="gramStart"/>
-            <w:r>
-              <w:rPr>
-                <w:rFonts w:ascii="BRH Devanagari Extra" w:hAnsi="BRH Devanagari Extra" w:cs="BRH Devanagari Extra"/>
-                <w:color w:val="000000"/>
-                <w:sz w:val="32"/>
-                <w:szCs w:val="40"/>
-              </w:rPr>
-              <w:t>-  A</w:t>
-            </w:r>
-            <w:proofErr w:type="gramEnd"/>
+              <w:t>)-  A</w:t>
+            </w:r>
             <w:r>
               <w:rPr>
                 <w:rFonts w:ascii="BRH Malayalam Extra" w:hAnsi="BRH Malayalam Extra" w:cs="BRH Devanagari Extra"/>
@@ -754,19 +730,8 @@
                 <w:sz w:val="32"/>
                 <w:szCs w:val="40"/>
               </w:rPr>
-              <w:t>)</w:t>
-            </w:r>
-            <w:proofErr w:type="gramStart"/>
-            <w:r>
-              <w:rPr>
-                <w:rFonts w:ascii="BRH Devanagari Extra" w:hAnsi="BRH Devanagari Extra" w:cs="BRH Devanagari Extra"/>
-                <w:color w:val="000000"/>
-                <w:sz w:val="32"/>
-                <w:szCs w:val="40"/>
-              </w:rPr>
-              <w:t>-  E</w:t>
-            </w:r>
-            <w:proofErr w:type="gramEnd"/>
+              <w:t>)-  E</w:t>
+            </w:r>
             <w:r>
               <w:rPr>
                 <w:rFonts w:ascii="BRH Malayalam Extra" w:hAnsi="BRH Malayalam Extra" w:cs="BRH Devanagari Extra"/>
@@ -1157,19 +1122,8 @@
                 <w:sz w:val="32"/>
                 <w:szCs w:val="40"/>
               </w:rPr>
-              <w:t>)</w:t>
-            </w:r>
-            <w:proofErr w:type="gramStart"/>
-            <w:r>
-              <w:rPr>
-                <w:rFonts w:ascii="BRH Devanagari Extra" w:hAnsi="BRH Devanagari Extra" w:cs="BRH Devanagari Extra"/>
-                <w:color w:val="000000"/>
-                <w:sz w:val="32"/>
-                <w:szCs w:val="40"/>
-              </w:rPr>
-              <w:t>-  E</w:t>
-            </w:r>
-            <w:proofErr w:type="gramEnd"/>
+              <w:t>)-  E</w:t>
+            </w:r>
             <w:r>
               <w:rPr>
                 <w:rFonts w:ascii="BRH Malayalam Extra" w:hAnsi="BRH Malayalam Extra" w:cs="BRH Devanagari Extra"/>
@@ -1478,19 +1432,8 @@
                 <w:sz w:val="32"/>
                 <w:szCs w:val="40"/>
               </w:rPr>
-              <w:t>)</w:t>
-            </w:r>
-            <w:proofErr w:type="gramStart"/>
-            <w:r>
-              <w:rPr>
-                <w:rFonts w:ascii="BRH Devanagari Extra" w:hAnsi="BRH Devanagari Extra" w:cs="BRH Devanagari Extra"/>
-                <w:color w:val="000000"/>
-                <w:sz w:val="32"/>
-                <w:szCs w:val="40"/>
-              </w:rPr>
-              <w:t>-  A</w:t>
-            </w:r>
-            <w:proofErr w:type="gramEnd"/>
+              <w:t>)-  A</w:t>
+            </w:r>
             <w:r>
               <w:rPr>
                 <w:rFonts w:ascii="BRH Malayalam Extra" w:hAnsi="BRH Malayalam Extra" w:cs="BRH Devanagari Extra"/>
@@ -1859,19 +1802,8 @@
                 <w:sz w:val="32"/>
                 <w:szCs w:val="40"/>
               </w:rPr>
-              <w:t>)</w:t>
-            </w:r>
-            <w:proofErr w:type="gramStart"/>
-            <w:r>
-              <w:rPr>
-                <w:rFonts w:ascii="BRH Devanagari Extra" w:hAnsi="BRH Devanagari Extra" w:cs="BRH Devanagari Extra"/>
-                <w:color w:val="000000"/>
-                <w:sz w:val="32"/>
-                <w:szCs w:val="40"/>
-              </w:rPr>
-              <w:t>-  E</w:t>
-            </w:r>
-            <w:proofErr w:type="gramEnd"/>
+              <w:t>)-  E</w:t>
+            </w:r>
             <w:r>
               <w:rPr>
                 <w:rFonts w:ascii="BRH Malayalam Extra" w:hAnsi="BRH Malayalam Extra" w:cs="BRH Devanagari Extra"/>
@@ -2314,19 +2246,8 @@
                 <w:sz w:val="32"/>
                 <w:szCs w:val="40"/>
               </w:rPr>
-              <w:t>)</w:t>
-            </w:r>
-            <w:proofErr w:type="gramStart"/>
-            <w:r>
-              <w:rPr>
-                <w:rFonts w:ascii="BRH Devanagari Extra" w:hAnsi="BRH Devanagari Extra" w:cs="BRH Devanagari Extra"/>
-                <w:color w:val="000000"/>
-                <w:sz w:val="32"/>
-                <w:szCs w:val="40"/>
-              </w:rPr>
-              <w:t>-  E</w:t>
-            </w:r>
-            <w:proofErr w:type="gramEnd"/>
+              <w:t>)-  E</w:t>
+            </w:r>
             <w:r>
               <w:rPr>
                 <w:rFonts w:ascii="BRH Malayalam Extra" w:hAnsi="BRH Malayalam Extra" w:cs="BRH Devanagari Extra"/>
@@ -2631,19 +2552,8 @@
                 <w:sz w:val="32"/>
                 <w:szCs w:val="40"/>
               </w:rPr>
-              <w:t>)</w:t>
-            </w:r>
-            <w:proofErr w:type="gramStart"/>
-            <w:r>
-              <w:rPr>
-                <w:rFonts w:ascii="BRH Devanagari Extra" w:hAnsi="BRH Devanagari Extra" w:cs="BRH Devanagari Extra"/>
-                <w:color w:val="000000"/>
-                <w:sz w:val="32"/>
-                <w:szCs w:val="40"/>
-              </w:rPr>
-              <w:t>-  xÉ</w:t>
-            </w:r>
-            <w:proofErr w:type="gramEnd"/>
+              <w:t>)-  xÉ</w:t>
+            </w:r>
             <w:r>
               <w:rPr>
                 <w:rFonts w:ascii="BRH Malayalam Extra" w:hAnsi="BRH Malayalam Extra" w:cs="BRH Devanagari Extra"/>
@@ -2943,17 +2853,7 @@
                 <w:sz w:val="32"/>
                 <w:szCs w:val="40"/>
               </w:rPr>
-              <w:t>)</w:t>
-            </w:r>
-            <w:proofErr w:type="gramStart"/>
-            <w:r>
-              <w:rPr>
-                <w:rFonts w:ascii="BRH Devanagari Extra" w:hAnsi="BRH Devanagari Extra" w:cs="BRH Devanagari Extra"/>
-                <w:color w:val="000000"/>
-                <w:sz w:val="32"/>
-                <w:szCs w:val="40"/>
-              </w:rPr>
-              <w:t xml:space="preserve">-  </w:t>
+              <w:t xml:space="preserve">)-  </w:t>
             </w:r>
             <w:r>
               <w:rPr>
@@ -2965,7 +2865,6 @@
               </w:rPr>
               <w:t>qÉÉ</w:t>
             </w:r>
-            <w:proofErr w:type="gramEnd"/>
             <w:r>
               <w:rPr>
                 <w:rFonts w:ascii="BRH Malayalam Extra" w:hAnsi="BRH Malayalam Extra" w:cs="BRH Devanagari Extra"/>
@@ -3220,19 +3119,8 @@
                 <w:sz w:val="32"/>
                 <w:szCs w:val="40"/>
               </w:rPr>
-              <w:t>)</w:t>
-            </w:r>
-            <w:proofErr w:type="gramStart"/>
-            <w:r>
-              <w:rPr>
-                <w:rFonts w:ascii="BRH Devanagari Extra" w:hAnsi="BRH Devanagari Extra" w:cs="BRH Devanagari Extra"/>
-                <w:color w:val="000000"/>
-                <w:sz w:val="32"/>
-                <w:szCs w:val="40"/>
-              </w:rPr>
-              <w:t>-  xÉ</w:t>
-            </w:r>
-            <w:proofErr w:type="gramEnd"/>
+              <w:t>)-  xÉ</w:t>
+            </w:r>
             <w:r>
               <w:rPr>
                 <w:rFonts w:ascii="BRH Malayalam Extra" w:hAnsi="BRH Malayalam Extra" w:cs="BRH Devanagari Extra"/>
@@ -3552,17 +3440,7 @@
                 <w:sz w:val="32"/>
                 <w:szCs w:val="40"/>
               </w:rPr>
-              <w:t>)</w:t>
-            </w:r>
-            <w:proofErr w:type="gramStart"/>
-            <w:r>
-              <w:rPr>
-                <w:rFonts w:ascii="BRH Devanagari Extra" w:hAnsi="BRH Devanagari Extra" w:cs="BRH Devanagari Extra"/>
-                <w:color w:val="000000"/>
-                <w:sz w:val="32"/>
-                <w:szCs w:val="40"/>
-              </w:rPr>
-              <w:t xml:space="preserve">-  </w:t>
+              <w:t xml:space="preserve">)-  </w:t>
             </w:r>
             <w:r>
               <w:rPr>
@@ -3574,7 +3452,6 @@
               </w:rPr>
               <w:t>qÉÉ</w:t>
             </w:r>
-            <w:proofErr w:type="gramEnd"/>
             <w:r>
               <w:rPr>
                 <w:rFonts w:ascii="BRH Devanagari Extra" w:hAnsi="BRH Devanagari Extra" w:cs="BRH Devanagari Extra"/>
@@ -4172,6 +4049,16 @@
               </w:rPr>
               <w:t xml:space="preserve"> CirÉþalÉå | </w:t>
             </w:r>
+            <w:r>
+              <w:rPr>
+                <w:rFonts w:ascii="BRH Devanagari Extra" w:hAnsi="BRH Devanagari Extra" w:cs="BRH Devanagari Extra"/>
+                <w:color w:val="000000"/>
+                <w:sz w:val="32"/>
+                <w:szCs w:val="40"/>
+                <w:lang w:val="it-IT"/>
+              </w:rPr>
+              <w:t>=</w:t>
+            </w:r>
           </w:p>
         </w:tc>
       </w:tr>
@@ -4231,6 +4118,17 @@
           <w:lang w:val="it-IT"/>
         </w:rPr>
       </w:pPr>
+      <w:r>
+        <w:rPr>
+          <w:b/>
+          <w:bCs/>
+          <w:sz w:val="32"/>
+          <w:szCs w:val="32"/>
+          <w:u w:val="single"/>
+          <w:lang w:val="it-IT"/>
+        </w:rPr>
+        <w:t>============</w:t>
+      </w:r>
     </w:p>
     <w:p>
       <w:pPr>
@@ -4612,27 +4510,7 @@
                 <w:sz w:val="32"/>
                 <w:szCs w:val="40"/>
               </w:rPr>
-              <w:t>)</w:t>
-            </w:r>
-            <w:proofErr w:type="gramStart"/>
-            <w:r>
-              <w:rPr>
-                <w:rFonts w:ascii="BRH Devanagari Extra" w:hAnsi="BRH Devanagari Extra" w:cs="BRH Devanagari Extra"/>
-                <w:color w:val="000000"/>
-                <w:sz w:val="32"/>
-                <w:szCs w:val="40"/>
-              </w:rPr>
-              <w:t>-  AÉmÉþÈ</w:t>
-            </w:r>
-            <w:proofErr w:type="gramEnd"/>
-            <w:r>
-              <w:rPr>
-                <w:rFonts w:ascii="BRH Devanagari Extra" w:hAnsi="BRH Devanagari Extra" w:cs="BRH Devanagari Extra"/>
-                <w:color w:val="000000"/>
-                <w:sz w:val="32"/>
-                <w:szCs w:val="40"/>
-              </w:rPr>
-              <w:t xml:space="preserve"> | E</w:t>
+              <w:t>)-  AÉmÉþÈ | E</w:t>
             </w:r>
             <w:r>
               <w:rPr>
@@ -4877,19 +4755,8 @@
                 <w:sz w:val="32"/>
                 <w:szCs w:val="40"/>
               </w:rPr>
-              <w:t>)</w:t>
-            </w:r>
-            <w:proofErr w:type="gramStart"/>
-            <w:r>
-              <w:rPr>
-                <w:rFonts w:ascii="BRH Devanagari Extra" w:hAnsi="BRH Devanagari Extra" w:cs="BRH Devanagari Extra"/>
-                <w:color w:val="000000"/>
-                <w:sz w:val="32"/>
-                <w:szCs w:val="40"/>
-              </w:rPr>
-              <w:t>-  E</w:t>
-            </w:r>
-            <w:proofErr w:type="gramEnd"/>
+              <w:t>)-  E</w:t>
+            </w:r>
             <w:r>
               <w:rPr>
                 <w:rFonts w:ascii="BRH Malayalam Extra" w:hAnsi="BRH Malayalam Extra" w:cs="BRH Devanagari Extra"/>
@@ -5234,27 +5101,7 @@
                 <w:sz w:val="32"/>
                 <w:szCs w:val="40"/>
               </w:rPr>
-              <w:t>)</w:t>
-            </w:r>
-            <w:proofErr w:type="gramStart"/>
-            <w:r>
-              <w:rPr>
-                <w:rFonts w:ascii="BRH Devanagari Extra" w:hAnsi="BRH Devanagari Extra" w:cs="BRH Devanagari Extra"/>
-                <w:color w:val="000000"/>
-                <w:sz w:val="32"/>
-                <w:szCs w:val="40"/>
-              </w:rPr>
-              <w:t>-  AÉmÉþÈ</w:t>
-            </w:r>
-            <w:proofErr w:type="gramEnd"/>
-            <w:r>
-              <w:rPr>
-                <w:rFonts w:ascii="BRH Devanagari Extra" w:hAnsi="BRH Devanagari Extra" w:cs="BRH Devanagari Extra"/>
-                <w:color w:val="000000"/>
-                <w:sz w:val="32"/>
-                <w:szCs w:val="40"/>
-              </w:rPr>
-              <w:t xml:space="preserve"> | E</w:t>
+              <w:t>)-  AÉmÉþÈ | E</w:t>
             </w:r>
             <w:r>
               <w:rPr>
@@ -5499,19 +5346,8 @@
                 <w:sz w:val="32"/>
                 <w:szCs w:val="40"/>
               </w:rPr>
-              <w:t>)</w:t>
-            </w:r>
-            <w:proofErr w:type="gramStart"/>
-            <w:r>
-              <w:rPr>
-                <w:rFonts w:ascii="BRH Devanagari Extra" w:hAnsi="BRH Devanagari Extra" w:cs="BRH Devanagari Extra"/>
-                <w:color w:val="000000"/>
-                <w:sz w:val="32"/>
-                <w:szCs w:val="40"/>
-              </w:rPr>
-              <w:t>-  E</w:t>
-            </w:r>
-            <w:proofErr w:type="gramEnd"/>
+              <w:t>)-  E</w:t>
+            </w:r>
             <w:r>
               <w:rPr>
                 <w:rFonts w:ascii="BRH Malayalam Extra" w:hAnsi="BRH Malayalam Extra" w:cs="BRH Devanagari Extra"/>
@@ -5863,19 +5699,8 @@
                 <w:sz w:val="32"/>
                 <w:szCs w:val="40"/>
               </w:rPr>
-              <w:t>)</w:t>
-            </w:r>
-            <w:proofErr w:type="gramStart"/>
-            <w:r>
-              <w:rPr>
-                <w:rFonts w:ascii="BRH Devanagari Extra" w:hAnsi="BRH Devanagari Extra" w:cs="BRH Devanagari Extra"/>
-                <w:color w:val="000000"/>
-                <w:sz w:val="32"/>
-                <w:szCs w:val="40"/>
-              </w:rPr>
-              <w:t>-  xuÉ</w:t>
-            </w:r>
-            <w:proofErr w:type="gramEnd"/>
+              <w:t>)-  xuÉ</w:t>
+            </w:r>
             <w:r>
               <w:rPr>
                 <w:rFonts w:ascii="BRH Malayalam Extra" w:hAnsi="BRH Malayalam Extra" w:cs="BRH Devanagari Extra"/>
@@ -8996,27 +8821,7 @@
                 <w:sz w:val="32"/>
                 <w:szCs w:val="40"/>
               </w:rPr>
-              <w:t>)</w:t>
-            </w:r>
-            <w:proofErr w:type="gramStart"/>
-            <w:r>
-              <w:rPr>
-                <w:rFonts w:ascii="BRH Devanagari Extra" w:hAnsi="BRH Devanagari Extra" w:cs="BRH Devanagari Extra"/>
-                <w:color w:val="000000"/>
-                <w:sz w:val="32"/>
-                <w:szCs w:val="40"/>
-              </w:rPr>
-              <w:t>-  xuÉÉWûÉÿ</w:t>
-            </w:r>
-            <w:proofErr w:type="gramEnd"/>
-            <w:r>
-              <w:rPr>
-                <w:rFonts w:ascii="BRH Devanagari Extra" w:hAnsi="BRH Devanagari Extra" w:cs="BRH Devanagari Extra"/>
-                <w:color w:val="000000"/>
-                <w:sz w:val="32"/>
-                <w:szCs w:val="40"/>
-              </w:rPr>
-              <w:t xml:space="preserve"> | G</w:t>
+              <w:t>)-  xuÉÉWûÉÿ | G</w:t>
             </w:r>
             <w:r>
               <w:rPr>
@@ -9295,19 +9100,8 @@
                 <w:sz w:val="32"/>
                 <w:szCs w:val="40"/>
               </w:rPr>
-              <w:t>)</w:t>
-            </w:r>
-            <w:proofErr w:type="gramStart"/>
-            <w:r>
-              <w:rPr>
-                <w:rFonts w:ascii="BRH Devanagari Extra" w:hAnsi="BRH Devanagari Extra" w:cs="BRH Devanagari Extra"/>
-                <w:color w:val="000000"/>
-                <w:sz w:val="32"/>
-                <w:szCs w:val="40"/>
-              </w:rPr>
-              <w:t>-  G</w:t>
-            </w:r>
-            <w:proofErr w:type="gramEnd"/>
+              <w:t>)-  G</w:t>
+            </w:r>
             <w:r>
               <w:rPr>
                 <w:rFonts w:ascii="BRH Malayalam Extra" w:hAnsi="BRH Malayalam Extra" w:cs="BRH Devanagari Extra"/>
@@ -9642,19 +9436,8 @@
                 <w:sz w:val="32"/>
                 <w:szCs w:val="40"/>
               </w:rPr>
-              <w:t>)</w:t>
-            </w:r>
-            <w:proofErr w:type="gramStart"/>
-            <w:r>
-              <w:rPr>
-                <w:rFonts w:ascii="BRH Devanagari Extra" w:hAnsi="BRH Devanagari Extra" w:cs="BRH Devanagari Extra"/>
-                <w:color w:val="000000"/>
-                <w:sz w:val="32"/>
-                <w:szCs w:val="40"/>
-              </w:rPr>
-              <w:t>-  qÉÉ</w:t>
-            </w:r>
-            <w:proofErr w:type="gramEnd"/>
+              <w:t>)-  qÉÉ</w:t>
+            </w:r>
             <w:r>
               <w:rPr>
                 <w:rFonts w:ascii="BRH Malayalam Extra" w:hAnsi="BRH Malayalam Extra" w:cs="BRH Devanagari Extra"/>
@@ -10015,19 +9798,8 @@
                 <w:sz w:val="32"/>
                 <w:szCs w:val="40"/>
               </w:rPr>
-              <w:t>)</w:t>
-            </w:r>
-            <w:proofErr w:type="gramStart"/>
-            <w:r>
-              <w:rPr>
-                <w:rFonts w:ascii="BRH Devanagari Extra" w:hAnsi="BRH Devanagari Extra" w:cs="BRH Devanagari Extra"/>
-                <w:color w:val="000000"/>
-                <w:sz w:val="32"/>
-                <w:szCs w:val="40"/>
-              </w:rPr>
-              <w:t>-  A</w:t>
-            </w:r>
-            <w:proofErr w:type="gramEnd"/>
+              <w:t>)-  A</w:t>
+            </w:r>
             <w:r>
               <w:rPr>
                 <w:rFonts w:ascii="BRH Malayalam Extra" w:hAnsi="BRH Malayalam Extra" w:cs="BRH Devanagari Extra"/>
@@ -10403,19 +10175,8 @@
                 <w:sz w:val="32"/>
                 <w:szCs w:val="40"/>
               </w:rPr>
-              <w:t>)</w:t>
-            </w:r>
-            <w:proofErr w:type="gramStart"/>
-            <w:r>
-              <w:rPr>
-                <w:rFonts w:ascii="BRH Devanagari Extra" w:hAnsi="BRH Devanagari Extra" w:cs="BRH Devanagari Extra"/>
-                <w:color w:val="000000"/>
-                <w:sz w:val="32"/>
-                <w:szCs w:val="40"/>
-              </w:rPr>
-              <w:t>-  qÉÉ</w:t>
-            </w:r>
-            <w:proofErr w:type="gramEnd"/>
+              <w:t>)-  qÉÉ</w:t>
+            </w:r>
             <w:r>
               <w:rPr>
                 <w:rFonts w:ascii="BRH Malayalam Extra" w:hAnsi="BRH Malayalam Extra" w:cs="BRH Devanagari Extra"/>
@@ -10758,19 +10519,8 @@
                 <w:sz w:val="32"/>
                 <w:szCs w:val="40"/>
               </w:rPr>
-              <w:t>)</w:t>
-            </w:r>
-            <w:proofErr w:type="gramStart"/>
-            <w:r>
-              <w:rPr>
-                <w:rFonts w:ascii="BRH Devanagari Extra" w:hAnsi="BRH Devanagari Extra" w:cs="BRH Devanagari Extra"/>
-                <w:color w:val="000000"/>
-                <w:sz w:val="32"/>
-                <w:szCs w:val="40"/>
-              </w:rPr>
-              <w:t>-  A</w:t>
-            </w:r>
-            <w:proofErr w:type="gramEnd"/>
+              <w:t>)-  A</w:t>
+            </w:r>
             <w:r>
               <w:rPr>
                 <w:rFonts w:ascii="BRH Malayalam Extra" w:hAnsi="BRH Malayalam Extra" w:cs="BRH Devanagari Extra"/>
@@ -11153,25 +10903,7 @@
                 <w:sz w:val="32"/>
                 <w:szCs w:val="40"/>
               </w:rPr>
-              <w:t>)</w:t>
-            </w:r>
-            <w:proofErr w:type="gramStart"/>
-            <w:r>
-              <w:rPr>
-                <w:rFonts w:ascii="BRH Devanagari Extra" w:hAnsi="BRH Devanagari Extra" w:cs="BRH Devanagari Extra"/>
-                <w:sz w:val="32"/>
-                <w:szCs w:val="40"/>
-              </w:rPr>
-              <w:t>-  xuÉÉWûÉÿ</w:t>
-            </w:r>
-            <w:proofErr w:type="gramEnd"/>
-            <w:r>
-              <w:rPr>
-                <w:rFonts w:ascii="BRH Devanagari Extra" w:hAnsi="BRH Devanagari Extra" w:cs="BRH Devanagari Extra"/>
-                <w:sz w:val="32"/>
-                <w:szCs w:val="40"/>
-              </w:rPr>
-              <w:t xml:space="preserve"> | AalÉåÿ |</w:t>
+              <w:t>)-  xuÉÉWûÉÿ | AalÉåÿ |</w:t>
             </w:r>
           </w:p>
           <w:p>
@@ -11368,25 +11100,7 @@
                 <w:sz w:val="32"/>
                 <w:szCs w:val="40"/>
               </w:rPr>
-              <w:t>)</w:t>
-            </w:r>
-            <w:proofErr w:type="gramStart"/>
-            <w:r>
-              <w:rPr>
-                <w:rFonts w:ascii="BRH Devanagari Extra" w:hAnsi="BRH Devanagari Extra" w:cs="BRH Devanagari Extra"/>
-                <w:sz w:val="32"/>
-                <w:szCs w:val="40"/>
-              </w:rPr>
-              <w:t>-  AalÉåÿ</w:t>
-            </w:r>
-            <w:proofErr w:type="gramEnd"/>
-            <w:r>
-              <w:rPr>
-                <w:rFonts w:ascii="BRH Devanagari Extra" w:hAnsi="BRH Devanagari Extra" w:cs="BRH Devanagari Extra"/>
-                <w:sz w:val="32"/>
-                <w:szCs w:val="40"/>
-              </w:rPr>
-              <w:t xml:space="preserve"> | iuÉqÉç | </w:t>
+              <w:t xml:space="preserve">)-  AalÉåÿ | iuÉqÉç | </w:t>
             </w:r>
           </w:p>
           <w:p>
@@ -11572,25 +11286,7 @@
                 <w:sz w:val="32"/>
                 <w:szCs w:val="40"/>
               </w:rPr>
-              <w:t>)</w:t>
-            </w:r>
-            <w:proofErr w:type="gramStart"/>
-            <w:r>
-              <w:rPr>
-                <w:rFonts w:ascii="BRH Devanagari Extra" w:hAnsi="BRH Devanagari Extra" w:cs="BRH Devanagari Extra"/>
-                <w:sz w:val="32"/>
-                <w:szCs w:val="40"/>
-              </w:rPr>
-              <w:t>-  xuÉÉWûÉÿ</w:t>
-            </w:r>
-            <w:proofErr w:type="gramEnd"/>
-            <w:r>
-              <w:rPr>
-                <w:rFonts w:ascii="BRH Devanagari Extra" w:hAnsi="BRH Devanagari Extra" w:cs="BRH Devanagari Extra"/>
-                <w:sz w:val="32"/>
-                <w:szCs w:val="40"/>
-              </w:rPr>
-              <w:t xml:space="preserve"> | AalÉåÿ |</w:t>
+              <w:t>)-  xuÉÉWûÉÿ | AalÉåÿ |</w:t>
             </w:r>
           </w:p>
           <w:p>
@@ -11769,25 +11465,7 @@
                 <w:sz w:val="32"/>
                 <w:szCs w:val="40"/>
               </w:rPr>
-              <w:t>)</w:t>
-            </w:r>
-            <w:proofErr w:type="gramStart"/>
-            <w:r>
-              <w:rPr>
-                <w:rFonts w:ascii="BRH Devanagari Extra" w:hAnsi="BRH Devanagari Extra" w:cs="BRH Devanagari Extra"/>
-                <w:sz w:val="32"/>
-                <w:szCs w:val="40"/>
-              </w:rPr>
-              <w:t>-  AalÉåÿ</w:t>
-            </w:r>
-            <w:proofErr w:type="gramEnd"/>
-            <w:r>
-              <w:rPr>
-                <w:rFonts w:ascii="BRH Devanagari Extra" w:hAnsi="BRH Devanagari Extra" w:cs="BRH Devanagari Extra"/>
-                <w:sz w:val="32"/>
-                <w:szCs w:val="40"/>
-              </w:rPr>
-              <w:t xml:space="preserve"> | iuÉqÉç | </w:t>
+              <w:t xml:space="preserve">)-  AalÉåÿ | iuÉqÉç | </w:t>
             </w:r>
           </w:p>
           <w:p>
@@ -11984,27 +11662,7 @@
                 <w:sz w:val="32"/>
                 <w:szCs w:val="40"/>
               </w:rPr>
-              <w:t>)</w:t>
-            </w:r>
-            <w:proofErr w:type="gramStart"/>
-            <w:r>
-              <w:rPr>
-                <w:rFonts w:ascii="BRH Devanagari Extra" w:hAnsi="BRH Devanagari Extra" w:cs="BRH Devanagari Extra"/>
-                <w:color w:val="000000"/>
-                <w:sz w:val="32"/>
-                <w:szCs w:val="40"/>
-              </w:rPr>
-              <w:t>-  mÉÑlÉþÈ</w:t>
-            </w:r>
-            <w:proofErr w:type="gramEnd"/>
-            <w:r>
-              <w:rPr>
-                <w:rFonts w:ascii="BRH Devanagari Extra" w:hAnsi="BRH Devanagari Extra" w:cs="BRH Devanagari Extra"/>
-                <w:color w:val="000000"/>
-                <w:sz w:val="32"/>
-                <w:szCs w:val="40"/>
-              </w:rPr>
-              <w:t xml:space="preserve"> | S</w:t>
+              <w:t>)-  mÉÑlÉþÈ | S</w:t>
             </w:r>
             <w:r>
               <w:rPr>
@@ -12267,27 +11925,7 @@
                 <w:sz w:val="32"/>
                 <w:szCs w:val="40"/>
               </w:rPr>
-              <w:t>)</w:t>
-            </w:r>
-            <w:proofErr w:type="gramStart"/>
-            <w:r>
-              <w:rPr>
-                <w:rFonts w:ascii="BRH Devanagari Extra" w:hAnsi="BRH Devanagari Extra" w:cs="BRH Devanagari Extra"/>
-                <w:color w:val="000000"/>
-                <w:sz w:val="32"/>
-                <w:szCs w:val="40"/>
-              </w:rPr>
-              <w:t>-  mÉÑlÉþÈ</w:t>
-            </w:r>
-            <w:proofErr w:type="gramEnd"/>
-            <w:r>
-              <w:rPr>
-                <w:rFonts w:ascii="BRH Devanagari Extra" w:hAnsi="BRH Devanagari Extra" w:cs="BRH Devanagari Extra"/>
-                <w:color w:val="000000"/>
-                <w:sz w:val="32"/>
-                <w:szCs w:val="40"/>
-              </w:rPr>
-              <w:t xml:space="preserve"> | S</w:t>
+              <w:t>)-  mÉÑlÉþÈ | S</w:t>
             </w:r>
             <w:r>
               <w:rPr>
@@ -12557,19 +12195,8 @@
                 <w:sz w:val="32"/>
                 <w:szCs w:val="40"/>
               </w:rPr>
-              <w:t>)</w:t>
-            </w:r>
-            <w:proofErr w:type="gramStart"/>
-            <w:r>
-              <w:rPr>
-                <w:rFonts w:ascii="BRH Devanagari Extra" w:hAnsi="BRH Devanagari Extra" w:cs="BRH Devanagari Extra"/>
-                <w:color w:val="000000"/>
-                <w:sz w:val="32"/>
-                <w:szCs w:val="40"/>
-              </w:rPr>
-              <w:t>-  Wû</w:t>
-            </w:r>
-            <w:proofErr w:type="gramEnd"/>
+              <w:t>)-  Wû</w:t>
+            </w:r>
             <w:r>
               <w:rPr>
                 <w:rFonts w:ascii="BRH Malayalam Extra" w:hAnsi="BRH Malayalam Extra" w:cs="BRH Devanagari Extra"/>
@@ -12920,19 +12547,8 @@
                 <w:sz w:val="32"/>
                 <w:szCs w:val="40"/>
               </w:rPr>
-              <w:t>)</w:t>
-            </w:r>
-            <w:proofErr w:type="gramStart"/>
-            <w:r>
-              <w:rPr>
-                <w:rFonts w:ascii="BRH Devanagari Extra" w:hAnsi="BRH Devanagari Extra" w:cs="BRH Devanagari Extra"/>
-                <w:color w:val="000000"/>
-                <w:sz w:val="32"/>
-                <w:szCs w:val="40"/>
-              </w:rPr>
-              <w:t>-  Wû</w:t>
-            </w:r>
-            <w:proofErr w:type="gramEnd"/>
+              <w:t>)-  Wû</w:t>
+            </w:r>
             <w:r>
               <w:rPr>
                 <w:rFonts w:ascii="BRH Malayalam Extra" w:hAnsi="BRH Malayalam Extra" w:cs="BRH Devanagari Extra"/>
@@ -13289,19 +12905,8 @@
                 <w:sz w:val="32"/>
                 <w:szCs w:val="40"/>
               </w:rPr>
-              <w:t>)</w:t>
-            </w:r>
-            <w:proofErr w:type="gramStart"/>
-            <w:r>
-              <w:rPr>
-                <w:rFonts w:ascii="BRH Devanagari Extra" w:hAnsi="BRH Devanagari Extra" w:cs="BRH Devanagari Extra"/>
-                <w:color w:val="000000"/>
-                <w:sz w:val="32"/>
-                <w:szCs w:val="40"/>
-              </w:rPr>
-              <w:t>-  C</w:t>
-            </w:r>
-            <w:proofErr w:type="gramEnd"/>
+              <w:t>)-  C</w:t>
+            </w:r>
             <w:r>
               <w:rPr>
                 <w:rFonts w:ascii="BRH Malayalam Extra" w:hAnsi="BRH Malayalam Extra" w:cs="BRH Devanagari Extra"/>
@@ -13584,19 +13189,8 @@
                 <w:sz w:val="32"/>
                 <w:szCs w:val="40"/>
               </w:rPr>
-              <w:t>)</w:t>
-            </w:r>
-            <w:proofErr w:type="gramStart"/>
-            <w:r>
-              <w:rPr>
-                <w:rFonts w:ascii="BRH Devanagari Extra" w:hAnsi="BRH Devanagari Extra" w:cs="BRH Devanagari Extra"/>
-                <w:color w:val="000000"/>
-                <w:sz w:val="32"/>
-                <w:szCs w:val="40"/>
-              </w:rPr>
-              <w:t>-  C</w:t>
-            </w:r>
-            <w:proofErr w:type="gramEnd"/>
+              <w:t>)-  C</w:t>
+            </w:r>
             <w:r>
               <w:rPr>
                 <w:rFonts w:ascii="BRH Malayalam Extra" w:hAnsi="BRH Malayalam Extra" w:cs="BRH Devanagari Extra"/>
@@ -13885,19 +13479,8 @@
                 <w:sz w:val="32"/>
                 <w:szCs w:val="40"/>
               </w:rPr>
-              <w:t>)</w:t>
-            </w:r>
-            <w:proofErr w:type="gramStart"/>
-            <w:r>
-              <w:rPr>
-                <w:rFonts w:ascii="BRH Devanagari Extra" w:hAnsi="BRH Devanagari Extra" w:cs="BRH Devanagari Extra"/>
-                <w:color w:val="000000"/>
-                <w:sz w:val="32"/>
-                <w:szCs w:val="40"/>
-              </w:rPr>
-              <w:t>-  lÉ</w:t>
-            </w:r>
-            <w:proofErr w:type="gramEnd"/>
+              <w:t>)-  lÉ</w:t>
+            </w:r>
             <w:r>
               <w:rPr>
                 <w:rFonts w:ascii="BRH Malayalam Extra" w:hAnsi="BRH Malayalam Extra" w:cs="BRH Devanagari Extra"/>
@@ -14227,17 +13810,7 @@
                 <w:sz w:val="32"/>
                 <w:szCs w:val="40"/>
               </w:rPr>
-              <w:t>)</w:t>
-            </w:r>
-            <w:proofErr w:type="gramStart"/>
-            <w:r>
-              <w:rPr>
-                <w:rFonts w:ascii="BRH Devanagari Extra" w:hAnsi="BRH Devanagari Extra" w:cs="BRH Devanagari Extra"/>
-                <w:color w:val="000000"/>
-                <w:sz w:val="32"/>
-                <w:szCs w:val="40"/>
-              </w:rPr>
-              <w:t>-  xÉ</w:t>
+              <w:t>)-  xÉ</w:t>
             </w:r>
             <w:r>
               <w:rPr>
@@ -14249,7 +13822,6 @@
               </w:rPr>
               <w:t>ÑmÉëÉ</w:t>
             </w:r>
-            <w:proofErr w:type="gramEnd"/>
             <w:r>
               <w:rPr>
                 <w:rFonts w:ascii="BRH Malayalam Extra" w:hAnsi="BRH Malayalam Extra" w:cs="BRH Devanagari Extra"/>
@@ -14651,17 +14223,7 @@
                 <w:sz w:val="32"/>
                 <w:szCs w:val="40"/>
               </w:rPr>
-              <w:t>)</w:t>
-            </w:r>
-            <w:proofErr w:type="gramStart"/>
-            <w:r>
-              <w:rPr>
-                <w:rFonts w:ascii="BRH Devanagari Extra" w:hAnsi="BRH Devanagari Extra" w:cs="BRH Devanagari Extra"/>
-                <w:color w:val="000000"/>
-                <w:sz w:val="32"/>
-                <w:szCs w:val="40"/>
-              </w:rPr>
-              <w:t>-  xÉÑ</w:t>
+              <w:t>)-  xÉÑ</w:t>
             </w:r>
             <w:r>
               <w:rPr>
@@ -14673,7 +14235,6 @@
               </w:rPr>
               <w:t>mÉëÉ</w:t>
             </w:r>
-            <w:proofErr w:type="gramEnd"/>
             <w:r>
               <w:rPr>
                 <w:rFonts w:ascii="BRH Malayalam Extra" w:hAnsi="BRH Malayalam Extra" w:cs="BRH Devanagari Extra"/>
@@ -14898,17 +14459,7 @@
                 <w:sz w:val="32"/>
                 <w:szCs w:val="40"/>
               </w:rPr>
-              <w:t>)</w:t>
-            </w:r>
-            <w:proofErr w:type="gramStart"/>
-            <w:r>
-              <w:rPr>
-                <w:rFonts w:ascii="BRH Devanagari Extra" w:hAnsi="BRH Devanagari Extra" w:cs="BRH Devanagari Extra"/>
-                <w:color w:val="000000"/>
-                <w:sz w:val="32"/>
-                <w:szCs w:val="40"/>
-              </w:rPr>
-              <w:t>-  xÉÑmÉ</w:t>
+              <w:t>)-  xÉÑmÉ</w:t>
             </w:r>
             <w:r>
               <w:rPr>
@@ -14920,7 +14471,6 @@
               </w:rPr>
               <w:t>ëþiÉÏ</w:t>
             </w:r>
-            <w:proofErr w:type="gramEnd"/>
             <w:r>
               <w:rPr>
                 <w:rFonts w:ascii="BRH Malayalam Extra" w:hAnsi="BRH Malayalam Extra" w:cs="BRH Devanagari Extra"/>
@@ -15192,17 +14742,7 @@
                 <w:sz w:val="32"/>
                 <w:szCs w:val="40"/>
               </w:rPr>
-              <w:t>)</w:t>
-            </w:r>
-            <w:proofErr w:type="gramStart"/>
-            <w:r>
-              <w:rPr>
-                <w:rFonts w:ascii="BRH Devanagari Extra" w:hAnsi="BRH Devanagari Extra" w:cs="BRH Devanagari Extra"/>
-                <w:color w:val="000000"/>
-                <w:sz w:val="32"/>
-                <w:szCs w:val="40"/>
-              </w:rPr>
-              <w:t>-  xÉÑmÉë</w:t>
+              <w:t>)-  xÉÑmÉë</w:t>
             </w:r>
             <w:r>
               <w:rPr>
@@ -15214,7 +14754,6 @@
               </w:rPr>
               <w:t>þiÉÏ</w:t>
             </w:r>
-            <w:proofErr w:type="gramEnd"/>
             <w:r>
               <w:rPr>
                 <w:rFonts w:ascii="BRH Malayalam Extra" w:hAnsi="BRH Malayalam Extra" w:cs="BRH Devanagari Extra"/>
@@ -15473,19 +15012,8 @@
                 <w:sz w:val="32"/>
                 <w:szCs w:val="40"/>
               </w:rPr>
-              <w:t>)</w:t>
-            </w:r>
-            <w:proofErr w:type="gramStart"/>
-            <w:r>
-              <w:rPr>
-                <w:rFonts w:ascii="BRH Devanagari Extra" w:hAnsi="BRH Devanagari Extra" w:cs="BRH Devanagari Extra"/>
-                <w:color w:val="000000"/>
-                <w:sz w:val="32"/>
-                <w:szCs w:val="40"/>
-              </w:rPr>
-              <w:t>-  lÉ</w:t>
-            </w:r>
-            <w:proofErr w:type="gramEnd"/>
+              <w:t>)-  lÉ</w:t>
+            </w:r>
             <w:r>
               <w:rPr>
                 <w:rFonts w:ascii="BRH Malayalam Extra" w:hAnsi="BRH Malayalam Extra" w:cs="BRH Devanagari Extra"/>
@@ -15780,17 +15308,7 @@
                 <w:sz w:val="32"/>
                 <w:szCs w:val="40"/>
               </w:rPr>
-              <w:t>)</w:t>
-            </w:r>
-            <w:proofErr w:type="gramStart"/>
-            <w:r>
-              <w:rPr>
-                <w:rFonts w:ascii="BRH Devanagari Extra" w:hAnsi="BRH Devanagari Extra" w:cs="BRH Devanagari Extra"/>
-                <w:color w:val="000000"/>
-                <w:sz w:val="32"/>
-                <w:szCs w:val="40"/>
-              </w:rPr>
-              <w:t>-  xÉ</w:t>
+              <w:t>)-  xÉ</w:t>
             </w:r>
             <w:r>
               <w:rPr>
@@ -15809,17 +15327,7 @@
                 <w:sz w:val="32"/>
                 <w:szCs w:val="40"/>
               </w:rPr>
-              <w:t>cÉÏ</w:t>
-            </w:r>
-            <w:proofErr w:type="gramEnd"/>
-            <w:r>
-              <w:rPr>
-                <w:rFonts w:ascii="BRH Devanagari Extra" w:hAnsi="BRH Devanagari Extra" w:cs="BRH Devanagari Extra"/>
-                <w:color w:val="000000"/>
-                <w:sz w:val="32"/>
-                <w:szCs w:val="40"/>
-              </w:rPr>
-              <w:t xml:space="preserve"> | xÉÑmÉëþiÉÏ</w:t>
+              <w:t>cÉÏ | xÉÑmÉëþiÉÏ</w:t>
             </w:r>
             <w:r>
               <w:rPr>
@@ -16156,17 +15664,7 @@
                 <w:sz w:val="32"/>
                 <w:szCs w:val="40"/>
               </w:rPr>
-              <w:t>)</w:t>
-            </w:r>
-            <w:proofErr w:type="gramStart"/>
-            <w:r>
-              <w:rPr>
-                <w:rFonts w:ascii="BRH Devanagari Extra" w:hAnsi="BRH Devanagari Extra" w:cs="BRH Devanagari Extra"/>
-                <w:color w:val="000000"/>
-                <w:sz w:val="32"/>
-                <w:szCs w:val="40"/>
-              </w:rPr>
-              <w:t>-  xÉ</w:t>
+              <w:t>)-  xÉ</w:t>
             </w:r>
             <w:r>
               <w:rPr>
@@ -16185,17 +15683,7 @@
                 <w:sz w:val="32"/>
                 <w:szCs w:val="40"/>
               </w:rPr>
-              <w:t>cÉÏ</w:t>
-            </w:r>
-            <w:proofErr w:type="gramEnd"/>
-            <w:r>
-              <w:rPr>
-                <w:rFonts w:ascii="BRH Devanagari Extra" w:hAnsi="BRH Devanagari Extra" w:cs="BRH Devanagari Extra"/>
-                <w:color w:val="000000"/>
-                <w:sz w:val="32"/>
-                <w:szCs w:val="40"/>
-              </w:rPr>
-              <w:t xml:space="preserve"> |</w:t>
+              <w:t>cÉÏ |</w:t>
             </w:r>
           </w:p>
           <w:p>
@@ -16404,17 +15892,7 @@
                 <w:sz w:val="32"/>
                 <w:szCs w:val="40"/>
               </w:rPr>
-              <w:t>)</w:t>
-            </w:r>
-            <w:proofErr w:type="gramStart"/>
-            <w:r>
-              <w:rPr>
-                <w:rFonts w:ascii="BRH Devanagari Extra" w:hAnsi="BRH Devanagari Extra" w:cs="BRH Devanagari Extra"/>
-                <w:color w:val="000000"/>
-                <w:sz w:val="32"/>
-                <w:szCs w:val="40"/>
-              </w:rPr>
-              <w:t>-  xÉÑmÉëþ</w:t>
+              <w:t>)-  xÉÑmÉëþ</w:t>
             </w:r>
             <w:r>
               <w:rPr>
@@ -16445,17 +15923,7 @@
                 <w:sz w:val="32"/>
                 <w:szCs w:val="40"/>
               </w:rPr>
-              <w:t>cÉÏ</w:t>
-            </w:r>
-            <w:proofErr w:type="gramEnd"/>
-            <w:r>
-              <w:rPr>
-                <w:rFonts w:ascii="BRH Devanagari Extra" w:hAnsi="BRH Devanagari Extra" w:cs="BRH Devanagari Extra"/>
-                <w:color w:val="000000"/>
-                <w:sz w:val="32"/>
-                <w:szCs w:val="40"/>
-              </w:rPr>
-              <w:t xml:space="preserve"> | xÉqÉç |</w:t>
+              <w:t>cÉÏ | xÉqÉç |</w:t>
             </w:r>
           </w:p>
           <w:p>
@@ -16686,17 +16154,7 @@
                 <w:sz w:val="32"/>
                 <w:szCs w:val="40"/>
               </w:rPr>
-              <w:t>)</w:t>
-            </w:r>
-            <w:proofErr w:type="gramStart"/>
-            <w:r>
-              <w:rPr>
-                <w:rFonts w:ascii="BRH Devanagari Extra" w:hAnsi="BRH Devanagari Extra" w:cs="BRH Devanagari Extra"/>
-                <w:color w:val="000000"/>
-                <w:sz w:val="32"/>
-                <w:szCs w:val="40"/>
-              </w:rPr>
-              <w:t>-  xÉÑmÉëþ</w:t>
+              <w:t>)-  xÉÑmÉëþ</w:t>
             </w:r>
             <w:r>
               <w:rPr>
@@ -16715,17 +16173,7 @@
                 <w:sz w:val="32"/>
                 <w:szCs w:val="40"/>
               </w:rPr>
-              <w:t>cÉÏ</w:t>
-            </w:r>
-            <w:proofErr w:type="gramEnd"/>
-            <w:r>
-              <w:rPr>
-                <w:rFonts w:ascii="BRH Devanagari Extra" w:hAnsi="BRH Devanagari Extra" w:cs="BRH Devanagari Extra"/>
-                <w:color w:val="000000"/>
-                <w:sz w:val="32"/>
-                <w:szCs w:val="40"/>
-              </w:rPr>
-              <w:t xml:space="preserve"> |</w:t>
+              <w:t>cÉÏ |</w:t>
             </w:r>
           </w:p>
           <w:p>
@@ -16963,18 +16411,8 @@
                 <w:sz w:val="32"/>
                 <w:szCs w:val="40"/>
               </w:rPr>
-              <w:t>)</w:t>
-            </w:r>
-            <w:proofErr w:type="gramStart"/>
-            <w:r>
-              <w:rPr>
-                <w:rFonts w:ascii="BRH Devanagari Extra" w:hAnsi="BRH Devanagari Extra" w:cs="BRH Devanagari Extra"/>
-                <w:sz w:val="32"/>
-                <w:szCs w:val="40"/>
-              </w:rPr>
-              <w:t>-  A</w:t>
-            </w:r>
-            <w:proofErr w:type="gramEnd"/>
+              <w:t>)-  A</w:t>
+            </w:r>
             <w:r>
               <w:rPr>
                 <w:rFonts w:ascii="BRH Malayalam Extra" w:hAnsi="BRH Malayalam Extra" w:cs="BRH Devanagari Extra"/>
@@ -17224,18 +16662,8 @@
                 <w:sz w:val="32"/>
                 <w:szCs w:val="40"/>
               </w:rPr>
-              <w:t>)</w:t>
-            </w:r>
-            <w:proofErr w:type="gramStart"/>
-            <w:r>
-              <w:rPr>
-                <w:rFonts w:ascii="BRH Devanagari Extra" w:hAnsi="BRH Devanagari Extra" w:cs="BRH Devanagari Extra"/>
-                <w:sz w:val="32"/>
-                <w:szCs w:val="40"/>
-              </w:rPr>
-              <w:t>-  A</w:t>
-            </w:r>
-            <w:proofErr w:type="gramEnd"/>
+              <w:t>)-  A</w:t>
+            </w:r>
             <w:r>
               <w:rPr>
                 <w:rFonts w:ascii="BRH Malayalam Extra" w:hAnsi="BRH Malayalam Extra" w:cs="BRH Devanagari Extra"/>
@@ -17551,18 +16979,8 @@
                 <w:sz w:val="32"/>
                 <w:szCs w:val="40"/>
               </w:rPr>
-              <w:t>)</w:t>
-            </w:r>
-            <w:proofErr w:type="gramStart"/>
-            <w:r>
-              <w:rPr>
-                <w:rFonts w:ascii="BRH Devanagari Extra" w:hAnsi="BRH Devanagari Extra" w:cs="BRH Devanagari Extra"/>
-                <w:sz w:val="32"/>
-                <w:szCs w:val="40"/>
-              </w:rPr>
-              <w:t>-  iuÉÉ</w:t>
-            </w:r>
-            <w:proofErr w:type="gramEnd"/>
+              <w:t>)-  iuÉÉ</w:t>
+            </w:r>
             <w:r>
               <w:rPr>
                 <w:rFonts w:ascii="BRH Malayalam Extra" w:hAnsi="BRH Malayalam Extra" w:cs="BRH Devanagari Extra"/>
@@ -17723,18 +17141,8 @@
                 <w:sz w:val="32"/>
                 <w:szCs w:val="40"/>
               </w:rPr>
-              <w:t>)</w:t>
-            </w:r>
-            <w:proofErr w:type="gramStart"/>
-            <w:r>
-              <w:rPr>
-                <w:rFonts w:ascii="BRH Devanagari Extra" w:hAnsi="BRH Devanagari Extra" w:cs="BRH Devanagari Extra"/>
-                <w:sz w:val="32"/>
-                <w:szCs w:val="40"/>
-              </w:rPr>
-              <w:t>-  iuÉÉ</w:t>
-            </w:r>
-            <w:proofErr w:type="gramEnd"/>
+              <w:t>)-  iuÉÉ</w:t>
+            </w:r>
             <w:r>
               <w:rPr>
                 <w:rFonts w:ascii="BRH Malayalam Extra" w:hAnsi="BRH Malayalam Extra" w:cs="BRH Devanagari Extra"/>
@@ -17925,19 +17333,8 @@
                 <w:sz w:val="32"/>
                 <w:szCs w:val="40"/>
               </w:rPr>
-              <w:t>)</w:t>
-            </w:r>
-            <w:proofErr w:type="gramStart"/>
-            <w:r>
-              <w:rPr>
-                <w:rFonts w:ascii="BRH Devanagari Extra" w:hAnsi="BRH Devanagari Extra" w:cs="BRH Devanagari Extra"/>
-                <w:color w:val="000000"/>
-                <w:sz w:val="32"/>
-                <w:szCs w:val="40"/>
-              </w:rPr>
-              <w:t>-  mÉ</w:t>
-            </w:r>
-            <w:proofErr w:type="gramEnd"/>
+              <w:t>)-  mÉ</w:t>
+            </w:r>
             <w:r>
               <w:rPr>
                 <w:rFonts w:ascii="BRH Malayalam Extra" w:hAnsi="BRH Malayalam Extra" w:cs="BRH Devanagari Extra"/>
@@ -18289,17 +17686,7 @@
                 <w:sz w:val="32"/>
                 <w:szCs w:val="40"/>
               </w:rPr>
-              <w:t>)</w:t>
-            </w:r>
-            <w:proofErr w:type="gramStart"/>
-            <w:r>
-              <w:rPr>
-                <w:rFonts w:ascii="BRH Devanagari Extra" w:hAnsi="BRH Devanagari Extra" w:cs="BRH Devanagari Extra"/>
-                <w:color w:val="000000"/>
-                <w:sz w:val="32"/>
-                <w:szCs w:val="40"/>
-              </w:rPr>
-              <w:t>-  iuÉ</w:t>
+              <w:t>)-  iuÉ</w:t>
             </w:r>
             <w:r>
               <w:rPr>
@@ -18318,17 +17705,7 @@
                 <w:sz w:val="32"/>
                 <w:szCs w:val="40"/>
               </w:rPr>
-              <w:t>ÉþqÉiÉÏ</w:t>
-            </w:r>
-            <w:proofErr w:type="gramEnd"/>
-            <w:r>
-              <w:rPr>
-                <w:rFonts w:ascii="BRH Devanagari Extra" w:hAnsi="BRH Devanagari Extra" w:cs="BRH Devanagari Extra"/>
-                <w:color w:val="000000"/>
-                <w:sz w:val="32"/>
-                <w:szCs w:val="40"/>
-              </w:rPr>
-              <w:t xml:space="preserve"> | iÉå</w:t>
+              <w:t>ÉþqÉiÉÏ | iÉå</w:t>
             </w:r>
             <w:r>
               <w:rPr>
@@ -18582,19 +17959,8 @@
                 <w:sz w:val="32"/>
                 <w:szCs w:val="40"/>
               </w:rPr>
-              <w:t>)</w:t>
-            </w:r>
-            <w:proofErr w:type="gramStart"/>
-            <w:r>
-              <w:rPr>
-                <w:rFonts w:ascii="BRH Devanagari Extra" w:hAnsi="BRH Devanagari Extra" w:cs="BRH Devanagari Extra"/>
-                <w:color w:val="000000"/>
-                <w:sz w:val="32"/>
-                <w:szCs w:val="40"/>
-              </w:rPr>
-              <w:t>-  mÉ</w:t>
-            </w:r>
-            <w:proofErr w:type="gramEnd"/>
+              <w:t>)-  mÉ</w:t>
+            </w:r>
             <w:r>
               <w:rPr>
                 <w:rFonts w:ascii="BRH Malayalam Extra" w:hAnsi="BRH Malayalam Extra" w:cs="BRH Devanagari Extra"/>
@@ -18977,19 +18343,8 @@
                 <w:sz w:val="32"/>
                 <w:szCs w:val="40"/>
               </w:rPr>
-              <w:t>)</w:t>
-            </w:r>
-            <w:proofErr w:type="gramStart"/>
-            <w:r>
-              <w:rPr>
-                <w:rFonts w:ascii="BRH Devanagari Extra" w:hAnsi="BRH Devanagari Extra" w:cs="BRH Devanagari Extra"/>
-                <w:color w:val="000000"/>
-                <w:sz w:val="32"/>
-                <w:szCs w:val="40"/>
-              </w:rPr>
-              <w:t>-  iuÉ</w:t>
-            </w:r>
-            <w:proofErr w:type="gramEnd"/>
+              <w:t>)-  iuÉ</w:t>
+            </w:r>
             <w:r>
               <w:rPr>
                 <w:rFonts w:ascii="BRH Devanagari" w:hAnsi="BRH Devanagari" w:cs="BRH Devanagari"/>
@@ -19268,18 +18623,8 @@
                 <w:sz w:val="32"/>
                 <w:szCs w:val="40"/>
               </w:rPr>
-              <w:t>)</w:t>
-            </w:r>
-            <w:proofErr w:type="gramStart"/>
-            <w:r>
-              <w:rPr>
-                <w:rFonts w:ascii="BRH Devanagari Extra" w:hAnsi="BRH Devanagari Extra" w:cs="BRH Devanagari Extra"/>
-                <w:sz w:val="32"/>
-                <w:szCs w:val="40"/>
-              </w:rPr>
-              <w:t>-  A</w:t>
-            </w:r>
-            <w:proofErr w:type="gramEnd"/>
+              <w:t>)-  A</w:t>
+            </w:r>
             <w:r>
               <w:rPr>
                 <w:rFonts w:ascii="BRH Malayalam Extra" w:hAnsi="BRH Malayalam Extra" w:cs="BRH Devanagari Extra"/>
@@ -19295,30 +18640,20 @@
               </w:rPr>
               <w:t>(aqÉç</w:t>
             </w:r>
-            <w:proofErr w:type="gramStart"/>
-            <w:r>
-              <w:rPr>
-                <w:rFonts w:ascii="BRH Malayalam Extra" w:hAnsi="BRH Malayalam Extra" w:cs="BRH Devanagari Extra"/>
-                <w:szCs w:val="40"/>
-              </w:rPr>
-              <w:t>–</w:t>
-            </w:r>
-            <w:r>
-              <w:rPr>
-                <w:rFonts w:ascii="BRH Devanagari Extra" w:hAnsi="BRH Devanagari Extra" w:cs="BRH Devanagari Extra"/>
-                <w:sz w:val="32"/>
-                <w:szCs w:val="40"/>
-              </w:rPr>
-              <w:t>)zÉÑlÉÉÿ</w:t>
-            </w:r>
-            <w:proofErr w:type="gramEnd"/>
-            <w:r>
-              <w:rPr>
-                <w:rFonts w:ascii="BRH Devanagari Extra" w:hAnsi="BRH Devanagari Extra" w:cs="BRH Devanagari Extra"/>
-                <w:sz w:val="32"/>
-                <w:szCs w:val="40"/>
-              </w:rPr>
-              <w:t xml:space="preserve"> | iÉå</w:t>
+            <w:r>
+              <w:rPr>
+                <w:rFonts w:ascii="BRH Malayalam Extra" w:hAnsi="BRH Malayalam Extra" w:cs="BRH Devanagari Extra"/>
+                <w:szCs w:val="40"/>
+              </w:rPr>
+              <w:t>–</w:t>
+            </w:r>
+            <w:r>
+              <w:rPr>
+                <w:rFonts w:ascii="BRH Devanagari Extra" w:hAnsi="BRH Devanagari Extra" w:cs="BRH Devanagari Extra"/>
+                <w:sz w:val="32"/>
+                <w:szCs w:val="40"/>
+              </w:rPr>
+              <w:t>)zÉÑlÉÉÿ | iÉå</w:t>
             </w:r>
             <w:r>
               <w:rPr>
@@ -19371,30 +18706,20 @@
               </w:rPr>
               <w:t>(aqÉç</w:t>
             </w:r>
-            <w:proofErr w:type="gramStart"/>
-            <w:r>
-              <w:rPr>
-                <w:rFonts w:ascii="BRH Malayalam Extra" w:hAnsi="BRH Malayalam Extra" w:cs="BRH Devanagari Extra"/>
-                <w:szCs w:val="40"/>
-              </w:rPr>
-              <w:t>–</w:t>
-            </w:r>
-            <w:r>
-              <w:rPr>
-                <w:rFonts w:ascii="BRH Devanagari Extra" w:hAnsi="BRH Devanagari Extra" w:cs="BRH Devanagari Extra"/>
-                <w:sz w:val="32"/>
-                <w:szCs w:val="40"/>
-              </w:rPr>
-              <w:t>)zÉÑlÉÉþ</w:t>
-            </w:r>
-            <w:proofErr w:type="gramEnd"/>
-            <w:r>
-              <w:rPr>
-                <w:rFonts w:ascii="BRH Devanagari Extra" w:hAnsi="BRH Devanagari Extra" w:cs="BRH Devanagari Extra"/>
-                <w:sz w:val="32"/>
-                <w:szCs w:val="40"/>
-              </w:rPr>
-              <w:t xml:space="preserve"> iÉå </w:t>
+            <w:r>
+              <w:rPr>
+                <w:rFonts w:ascii="BRH Malayalam Extra" w:hAnsi="BRH Malayalam Extra" w:cs="BRH Devanagari Extra"/>
+                <w:szCs w:val="40"/>
+              </w:rPr>
+              <w:t>–</w:t>
+            </w:r>
+            <w:r>
+              <w:rPr>
+                <w:rFonts w:ascii="BRH Devanagari Extra" w:hAnsi="BRH Devanagari Extra" w:cs="BRH Devanagari Extra"/>
+                <w:sz w:val="32"/>
+                <w:szCs w:val="40"/>
+              </w:rPr>
+              <w:t xml:space="preserve">)zÉÑlÉÉþ iÉå </w:t>
             </w:r>
             <w:r>
               <w:rPr>
@@ -19420,7 +18745,6 @@
               </w:rPr>
               <w:t>(aqÉç</w:t>
             </w:r>
-            <w:proofErr w:type="gramStart"/>
             <w:r>
               <w:rPr>
                 <w:rFonts w:ascii="BRH Malayalam Extra" w:hAnsi="BRH Malayalam Extra" w:cs="BRH Devanagari Extra"/>
@@ -19436,7 +18760,6 @@
               </w:rPr>
               <w:t>)zÉÑlÉÉ</w:t>
             </w:r>
-            <w:proofErr w:type="gramEnd"/>
             <w:r>
               <w:rPr>
                 <w:rFonts w:ascii="BRH Malayalam Extra" w:hAnsi="BRH Malayalam Extra" w:cs="BRH Devanagari Extra"/>
@@ -19452,30 +18775,20 @@
               </w:rPr>
               <w:t xml:space="preserve"> Å(aqÉç</w:t>
             </w:r>
-            <w:proofErr w:type="gramStart"/>
-            <w:r>
-              <w:rPr>
-                <w:rFonts w:ascii="BRH Malayalam Extra" w:hAnsi="BRH Malayalam Extra" w:cs="BRH Devanagari Extra"/>
-                <w:szCs w:val="40"/>
-              </w:rPr>
-              <w:t>–</w:t>
-            </w:r>
-            <w:r>
-              <w:rPr>
-                <w:rFonts w:ascii="BRH Devanagari Extra" w:hAnsi="BRH Devanagari Extra" w:cs="BRH Devanagari Extra"/>
-                <w:sz w:val="32"/>
-                <w:szCs w:val="40"/>
-              </w:rPr>
-              <w:t>)zÉÑlÉÉþ</w:t>
-            </w:r>
-            <w:proofErr w:type="gramEnd"/>
-            <w:r>
-              <w:rPr>
-                <w:rFonts w:ascii="BRH Devanagari Extra" w:hAnsi="BRH Devanagari Extra" w:cs="BRH Devanagari Extra"/>
-                <w:sz w:val="32"/>
-                <w:szCs w:val="40"/>
-              </w:rPr>
-              <w:t xml:space="preserve"> iÉå | </w:t>
+            <w:r>
+              <w:rPr>
+                <w:rFonts w:ascii="BRH Malayalam Extra" w:hAnsi="BRH Malayalam Extra" w:cs="BRH Devanagari Extra"/>
+                <w:szCs w:val="40"/>
+              </w:rPr>
+              <w:t>–</w:t>
+            </w:r>
+            <w:r>
+              <w:rPr>
+                <w:rFonts w:ascii="BRH Devanagari Extra" w:hAnsi="BRH Devanagari Extra" w:cs="BRH Devanagari Extra"/>
+                <w:sz w:val="32"/>
+                <w:szCs w:val="40"/>
+              </w:rPr>
+              <w:t xml:space="preserve">)zÉÑlÉÉþ iÉå | </w:t>
             </w:r>
           </w:p>
         </w:tc>
@@ -19591,18 +18904,8 @@
                 <w:sz w:val="32"/>
                 <w:szCs w:val="40"/>
               </w:rPr>
-              <w:t>)</w:t>
-            </w:r>
-            <w:proofErr w:type="gramStart"/>
-            <w:r>
-              <w:rPr>
-                <w:rFonts w:ascii="BRH Devanagari Extra" w:hAnsi="BRH Devanagari Extra" w:cs="BRH Devanagari Extra"/>
-                <w:sz w:val="32"/>
-                <w:szCs w:val="40"/>
-              </w:rPr>
-              <w:t>-  A</w:t>
-            </w:r>
-            <w:proofErr w:type="gramEnd"/>
+              <w:t>)-  A</w:t>
+            </w:r>
             <w:r>
               <w:rPr>
                 <w:rFonts w:ascii="BRH Malayalam Extra" w:hAnsi="BRH Malayalam Extra" w:cs="BRH Devanagari Extra"/>
@@ -19618,30 +18921,20 @@
               </w:rPr>
               <w:t>(aqÉç</w:t>
             </w:r>
-            <w:proofErr w:type="gramStart"/>
-            <w:r>
-              <w:rPr>
-                <w:rFonts w:ascii="BRH Malayalam Extra" w:hAnsi="BRH Malayalam Extra" w:cs="BRH Devanagari Extra"/>
-                <w:szCs w:val="40"/>
-              </w:rPr>
-              <w:t>–</w:t>
-            </w:r>
-            <w:r>
-              <w:rPr>
-                <w:rFonts w:ascii="BRH Devanagari Extra" w:hAnsi="BRH Devanagari Extra" w:cs="BRH Devanagari Extra"/>
-                <w:sz w:val="32"/>
-                <w:szCs w:val="40"/>
-              </w:rPr>
-              <w:t>)zÉÑlÉÉÿ</w:t>
-            </w:r>
-            <w:proofErr w:type="gramEnd"/>
-            <w:r>
-              <w:rPr>
-                <w:rFonts w:ascii="BRH Devanagari Extra" w:hAnsi="BRH Devanagari Extra" w:cs="BRH Devanagari Extra"/>
-                <w:sz w:val="32"/>
-                <w:szCs w:val="40"/>
-              </w:rPr>
-              <w:t xml:space="preserve"> | iÉå</w:t>
+            <w:r>
+              <w:rPr>
+                <w:rFonts w:ascii="BRH Malayalam Extra" w:hAnsi="BRH Malayalam Extra" w:cs="BRH Devanagari Extra"/>
+                <w:szCs w:val="40"/>
+              </w:rPr>
+              <w:t>–</w:t>
+            </w:r>
+            <w:r>
+              <w:rPr>
+                <w:rFonts w:ascii="BRH Devanagari Extra" w:hAnsi="BRH Devanagari Extra" w:cs="BRH Devanagari Extra"/>
+                <w:sz w:val="32"/>
+                <w:szCs w:val="40"/>
+              </w:rPr>
+              <w:t>)zÉÑlÉÉÿ | iÉå</w:t>
             </w:r>
             <w:r>
               <w:rPr>
@@ -19694,30 +18987,20 @@
               </w:rPr>
               <w:t>(aqÉç</w:t>
             </w:r>
-            <w:proofErr w:type="gramStart"/>
-            <w:r>
-              <w:rPr>
-                <w:rFonts w:ascii="BRH Malayalam Extra" w:hAnsi="BRH Malayalam Extra" w:cs="BRH Devanagari Extra"/>
-                <w:szCs w:val="40"/>
-              </w:rPr>
-              <w:t>–</w:t>
-            </w:r>
-            <w:r>
-              <w:rPr>
-                <w:rFonts w:ascii="BRH Devanagari Extra" w:hAnsi="BRH Devanagari Extra" w:cs="BRH Devanagari Extra"/>
-                <w:sz w:val="32"/>
-                <w:szCs w:val="40"/>
-              </w:rPr>
-              <w:t>)zÉÑlÉÉþ</w:t>
-            </w:r>
-            <w:proofErr w:type="gramEnd"/>
-            <w:r>
-              <w:rPr>
-                <w:rFonts w:ascii="BRH Devanagari Extra" w:hAnsi="BRH Devanagari Extra" w:cs="BRH Devanagari Extra"/>
-                <w:sz w:val="32"/>
-                <w:szCs w:val="40"/>
-              </w:rPr>
-              <w:t xml:space="preserve"> iÉå </w:t>
+            <w:r>
+              <w:rPr>
+                <w:rFonts w:ascii="BRH Malayalam Extra" w:hAnsi="BRH Malayalam Extra" w:cs="BRH Devanagari Extra"/>
+                <w:szCs w:val="40"/>
+              </w:rPr>
+              <w:t>–</w:t>
+            </w:r>
+            <w:r>
+              <w:rPr>
+                <w:rFonts w:ascii="BRH Devanagari Extra" w:hAnsi="BRH Devanagari Extra" w:cs="BRH Devanagari Extra"/>
+                <w:sz w:val="32"/>
+                <w:szCs w:val="40"/>
+              </w:rPr>
+              <w:t xml:space="preserve">)zÉÑlÉÉþ iÉå </w:t>
             </w:r>
             <w:r>
               <w:rPr>
@@ -19745,7 +19028,6 @@
               </w:rPr>
               <w:t xml:space="preserve"> Å(aqÉç</w:t>
             </w:r>
-            <w:proofErr w:type="gramStart"/>
             <w:r>
               <w:rPr>
                 <w:rFonts w:ascii="BRH Malayalam Extra" w:hAnsi="BRH Malayalam Extra" w:cs="BRH Devanagari Extra"/>
@@ -19761,7 +19043,6 @@
               </w:rPr>
               <w:t>)zÉÑlÉÉ</w:t>
             </w:r>
-            <w:proofErr w:type="gramEnd"/>
             <w:r>
               <w:rPr>
                 <w:rFonts w:ascii="BRH Malayalam Extra" w:hAnsi="BRH Malayalam Extra" w:cs="BRH Devanagari Extra"/>
@@ -19777,30 +19058,20 @@
               </w:rPr>
               <w:t xml:space="preserve"> Å(aqÉç</w:t>
             </w:r>
-            <w:proofErr w:type="gramStart"/>
-            <w:r>
-              <w:rPr>
-                <w:rFonts w:ascii="BRH Malayalam Extra" w:hAnsi="BRH Malayalam Extra" w:cs="BRH Devanagari Extra"/>
-                <w:szCs w:val="40"/>
-              </w:rPr>
-              <w:t>–</w:t>
-            </w:r>
-            <w:r>
-              <w:rPr>
-                <w:rFonts w:ascii="BRH Devanagari Extra" w:hAnsi="BRH Devanagari Extra" w:cs="BRH Devanagari Extra"/>
-                <w:sz w:val="32"/>
-                <w:szCs w:val="40"/>
-              </w:rPr>
-              <w:t>)zÉÑlÉÉþ</w:t>
-            </w:r>
-            <w:proofErr w:type="gramEnd"/>
-            <w:r>
-              <w:rPr>
-                <w:rFonts w:ascii="BRH Devanagari Extra" w:hAnsi="BRH Devanagari Extra" w:cs="BRH Devanagari Extra"/>
-                <w:sz w:val="32"/>
-                <w:szCs w:val="40"/>
-              </w:rPr>
-              <w:t xml:space="preserve"> iÉå | </w:t>
+            <w:r>
+              <w:rPr>
+                <w:rFonts w:ascii="BRH Malayalam Extra" w:hAnsi="BRH Malayalam Extra" w:cs="BRH Devanagari Extra"/>
+                <w:szCs w:val="40"/>
+              </w:rPr>
+              <w:t>–</w:t>
+            </w:r>
+            <w:r>
+              <w:rPr>
+                <w:rFonts w:ascii="BRH Devanagari Extra" w:hAnsi="BRH Devanagari Extra" w:cs="BRH Devanagari Extra"/>
+                <w:sz w:val="32"/>
+                <w:szCs w:val="40"/>
+              </w:rPr>
+              <w:t xml:space="preserve">)zÉÑlÉÉþ iÉå | </w:t>
             </w:r>
           </w:p>
         </w:tc>
@@ -19929,27 +19200,7 @@
                 <w:sz w:val="32"/>
                 <w:szCs w:val="40"/>
               </w:rPr>
-              <w:t>)</w:t>
-            </w:r>
-            <w:proofErr w:type="gramStart"/>
-            <w:r>
-              <w:rPr>
-                <w:rFonts w:ascii="BRH Devanagari Extra" w:hAnsi="BRH Devanagari Extra" w:cs="BRH Devanagari Extra"/>
-                <w:color w:val="000000"/>
-                <w:sz w:val="32"/>
-                <w:szCs w:val="40"/>
-              </w:rPr>
-              <w:t>-  M</w:t>
-            </w:r>
-            <w:proofErr w:type="gramEnd"/>
-            <w:r>
-              <w:rPr>
-                <w:rFonts w:ascii="BRH Devanagari Extra" w:hAnsi="BRH Devanagari Extra" w:cs="BRH Devanagari Extra"/>
-                <w:color w:val="000000"/>
-                <w:sz w:val="32"/>
-                <w:szCs w:val="40"/>
-              </w:rPr>
-              <w:t>×üzÉÉþlÉÉå | L</w:t>
+              <w:t>)-  M×üzÉÉþlÉÉå | L</w:t>
             </w:r>
             <w:r>
               <w:rPr>
@@ -20240,27 +19491,7 @@
                 <w:sz w:val="32"/>
                 <w:szCs w:val="40"/>
               </w:rPr>
-              <w:t>)</w:t>
-            </w:r>
-            <w:proofErr w:type="gramStart"/>
-            <w:r>
-              <w:rPr>
-                <w:rFonts w:ascii="BRH Devanagari Extra" w:hAnsi="BRH Devanagari Extra" w:cs="BRH Devanagari Extra"/>
-                <w:color w:val="000000"/>
-                <w:sz w:val="32"/>
-                <w:szCs w:val="40"/>
-              </w:rPr>
-              <w:t>-  M</w:t>
-            </w:r>
-            <w:proofErr w:type="gramEnd"/>
-            <w:r>
-              <w:rPr>
-                <w:rFonts w:ascii="BRH Devanagari Extra" w:hAnsi="BRH Devanagari Extra" w:cs="BRH Devanagari Extra"/>
-                <w:color w:val="000000"/>
-                <w:sz w:val="32"/>
-                <w:szCs w:val="40"/>
-              </w:rPr>
-              <w:t>×üzÉÉþlÉÉå | L</w:t>
+              <w:t>)-  M×üzÉÉþlÉÉå | L</w:t>
             </w:r>
             <w:r>
               <w:rPr>
@@ -20560,27 +19791,7 @@
                 <w:sz w:val="32"/>
                 <w:szCs w:val="40"/>
               </w:rPr>
-              <w:t>)</w:t>
-            </w:r>
-            <w:proofErr w:type="gramStart"/>
-            <w:r>
-              <w:rPr>
-                <w:rFonts w:ascii="BRH Devanagari Extra" w:hAnsi="BRH Devanagari Extra" w:cs="BRH Devanagari Extra"/>
-                <w:color w:val="000000"/>
-                <w:sz w:val="32"/>
-                <w:szCs w:val="40"/>
-              </w:rPr>
-              <w:t>-  rÉeÉþqÉÉlÉxrÉ</w:t>
-            </w:r>
-            <w:proofErr w:type="gramEnd"/>
-            <w:r>
-              <w:rPr>
-                <w:rFonts w:ascii="BRH Devanagari Extra" w:hAnsi="BRH Devanagari Extra" w:cs="BRH Devanagari Extra"/>
-                <w:color w:val="000000"/>
-                <w:sz w:val="32"/>
-                <w:szCs w:val="40"/>
-              </w:rPr>
-              <w:t xml:space="preserve"> | xuÉ</w:t>
+              <w:t>)-  rÉeÉþqÉÉlÉxrÉ | xuÉ</w:t>
             </w:r>
             <w:r>
               <w:rPr>
@@ -20880,19 +20091,8 @@
                 <w:sz w:val="32"/>
                 <w:szCs w:val="40"/>
               </w:rPr>
-              <w:t>)</w:t>
-            </w:r>
-            <w:proofErr w:type="gramStart"/>
-            <w:r>
-              <w:rPr>
-                <w:rFonts w:ascii="BRH Devanagari Extra" w:hAnsi="BRH Devanagari Extra" w:cs="BRH Devanagari Extra"/>
-                <w:color w:val="000000"/>
-                <w:sz w:val="32"/>
-                <w:szCs w:val="40"/>
-              </w:rPr>
-              <w:t>-  xuÉ</w:t>
-            </w:r>
-            <w:proofErr w:type="gramEnd"/>
+              <w:t>)-  xuÉ</w:t>
+            </w:r>
             <w:r>
               <w:rPr>
                 <w:rFonts w:ascii="BRH Malayalam Extra" w:hAnsi="BRH Malayalam Extra" w:cs="BRH Devanagari Extra"/>
@@ -21174,19 +20374,8 @@
                 <w:sz w:val="32"/>
                 <w:szCs w:val="40"/>
               </w:rPr>
-              <w:t>)</w:t>
-            </w:r>
-            <w:proofErr w:type="gramStart"/>
-            <w:r>
-              <w:rPr>
-                <w:rFonts w:ascii="BRH Devanagari Extra" w:hAnsi="BRH Devanagari Extra" w:cs="BRH Devanagari Extra"/>
-                <w:color w:val="000000"/>
-                <w:sz w:val="32"/>
-                <w:szCs w:val="40"/>
-              </w:rPr>
-              <w:t>-  xuÉ</w:t>
-            </w:r>
-            <w:proofErr w:type="gramEnd"/>
+              <w:t>)-  xuÉ</w:t>
+            </w:r>
             <w:r>
               <w:rPr>
                 <w:rFonts w:ascii="BRH Malayalam Extra" w:hAnsi="BRH Malayalam Extra" w:cs="BRH Devanagari Extra"/>
@@ -21405,27 +20594,7 @@
                 <w:sz w:val="32"/>
                 <w:szCs w:val="40"/>
               </w:rPr>
-              <w:t>)</w:t>
-            </w:r>
-            <w:proofErr w:type="gramStart"/>
-            <w:r>
-              <w:rPr>
-                <w:rFonts w:ascii="BRH Devanagari Extra" w:hAnsi="BRH Devanagari Extra" w:cs="BRH Devanagari Extra"/>
-                <w:color w:val="000000"/>
-                <w:sz w:val="32"/>
-                <w:szCs w:val="40"/>
-              </w:rPr>
-              <w:t>-  rÉeÉþqÉÉlÉxrÉ</w:t>
-            </w:r>
-            <w:proofErr w:type="gramEnd"/>
-            <w:r>
-              <w:rPr>
-                <w:rFonts w:ascii="BRH Devanagari Extra" w:hAnsi="BRH Devanagari Extra" w:cs="BRH Devanagari Extra"/>
-                <w:color w:val="000000"/>
-                <w:sz w:val="32"/>
-                <w:szCs w:val="40"/>
-              </w:rPr>
-              <w:t xml:space="preserve"> | xuÉ</w:t>
+              <w:t>)-  rÉeÉþqÉÉlÉxrÉ | xuÉ</w:t>
             </w:r>
             <w:r>
               <w:rPr>
@@ -21744,19 +20913,8 @@
                 <w:sz w:val="32"/>
                 <w:szCs w:val="40"/>
               </w:rPr>
-              <w:t>)</w:t>
-            </w:r>
-            <w:proofErr w:type="gramStart"/>
-            <w:r>
-              <w:rPr>
-                <w:rFonts w:ascii="BRH Devanagari Extra" w:hAnsi="BRH Devanagari Extra" w:cs="BRH Devanagari Extra"/>
-                <w:color w:val="000000"/>
-                <w:sz w:val="32"/>
-                <w:szCs w:val="40"/>
-              </w:rPr>
-              <w:t>-  xuÉ</w:t>
-            </w:r>
-            <w:proofErr w:type="gramEnd"/>
+              <w:t>)-  xuÉ</w:t>
+            </w:r>
             <w:r>
               <w:rPr>
                 <w:rFonts w:ascii="BRH Malayalam Extra" w:hAnsi="BRH Malayalam Extra" w:cs="BRH Devanagari Extra"/>
@@ -22110,19 +21268,8 @@
                 <w:sz w:val="32"/>
                 <w:szCs w:val="40"/>
               </w:rPr>
-              <w:t>)</w:t>
-            </w:r>
-            <w:proofErr w:type="gramStart"/>
-            <w:r>
-              <w:rPr>
-                <w:rFonts w:ascii="BRH Devanagari Extra" w:hAnsi="BRH Devanagari Extra" w:cs="BRH Devanagari Extra"/>
-                <w:color w:val="000000"/>
-                <w:sz w:val="32"/>
-                <w:szCs w:val="40"/>
-              </w:rPr>
-              <w:t>-  xuÉ</w:t>
-            </w:r>
-            <w:proofErr w:type="gramEnd"/>
+              <w:t>)-  xuÉ</w:t>
+            </w:r>
             <w:r>
               <w:rPr>
                 <w:rFonts w:ascii="BRH Malayalam Extra" w:hAnsi="BRH Malayalam Extra" w:cs="BRH Devanagari Extra"/>
@@ -22791,25 +21938,7 @@
                 <w:sz w:val="32"/>
                 <w:szCs w:val="40"/>
               </w:rPr>
-              <w:t>)</w:t>
-            </w:r>
-            <w:proofErr w:type="gramStart"/>
-            <w:r>
-              <w:rPr>
-                <w:rFonts w:ascii="BRH Devanagari Extra" w:hAnsi="BRH Devanagari Extra" w:cs="BRH Devanagari Extra"/>
-                <w:sz w:val="32"/>
-                <w:szCs w:val="40"/>
-              </w:rPr>
-              <w:t>-  lÉÉqlÉÉÿ</w:t>
-            </w:r>
-            <w:proofErr w:type="gramEnd"/>
-            <w:r>
-              <w:rPr>
-                <w:rFonts w:ascii="BRH Devanagari Extra" w:hAnsi="BRH Devanagari Extra" w:cs="BRH Devanagari Extra"/>
-                <w:sz w:val="32"/>
-                <w:szCs w:val="40"/>
-              </w:rPr>
-              <w:t xml:space="preserve"> | AÉ | </w:t>
+              <w:t xml:space="preserve">)-  lÉÉqlÉÉÿ | AÉ | </w:t>
             </w:r>
           </w:p>
           <w:p>
@@ -22971,25 +22100,7 @@
                 <w:sz w:val="32"/>
                 <w:szCs w:val="40"/>
               </w:rPr>
-              <w:t>)</w:t>
-            </w:r>
-            <w:proofErr w:type="gramStart"/>
-            <w:r>
-              <w:rPr>
-                <w:rFonts w:ascii="BRH Devanagari Extra" w:hAnsi="BRH Devanagari Extra" w:cs="BRH Devanagari Extra"/>
-                <w:sz w:val="32"/>
-                <w:szCs w:val="40"/>
-              </w:rPr>
-              <w:t>-  lÉÉqlÉÉÿ</w:t>
-            </w:r>
-            <w:proofErr w:type="gramEnd"/>
-            <w:r>
-              <w:rPr>
-                <w:rFonts w:ascii="BRH Devanagari Extra" w:hAnsi="BRH Devanagari Extra" w:cs="BRH Devanagari Extra"/>
-                <w:sz w:val="32"/>
-                <w:szCs w:val="40"/>
-              </w:rPr>
-              <w:t xml:space="preserve"> | AÉ | </w:t>
+              <w:t xml:space="preserve">)-  lÉÉqlÉÉÿ | AÉ | </w:t>
             </w:r>
           </w:p>
           <w:p>
@@ -23158,18 +22269,8 @@
                 <w:sz w:val="32"/>
                 <w:szCs w:val="40"/>
               </w:rPr>
-              <w:t>)</w:t>
-            </w:r>
-            <w:proofErr w:type="gramStart"/>
-            <w:r>
-              <w:rPr>
-                <w:rFonts w:ascii="BRH Devanagari Extra" w:hAnsi="BRH Devanagari Extra" w:cs="BRH Devanagari Extra"/>
-                <w:sz w:val="32"/>
-                <w:szCs w:val="40"/>
-              </w:rPr>
-              <w:t>-  iuÉÉ</w:t>
-            </w:r>
-            <w:proofErr w:type="gramEnd"/>
+              <w:t>)-  iuÉÉ</w:t>
+            </w:r>
             <w:r>
               <w:rPr>
                 <w:rFonts w:ascii="BRH Malayalam Extra" w:hAnsi="BRH Malayalam Extra" w:cs="BRH Devanagari Extra"/>
@@ -23330,18 +22431,8 @@
                 <w:sz w:val="32"/>
                 <w:szCs w:val="40"/>
               </w:rPr>
-              <w:t>)</w:t>
-            </w:r>
-            <w:proofErr w:type="gramStart"/>
-            <w:r>
-              <w:rPr>
-                <w:rFonts w:ascii="BRH Devanagari Extra" w:hAnsi="BRH Devanagari Extra" w:cs="BRH Devanagari Extra"/>
-                <w:sz w:val="32"/>
-                <w:szCs w:val="40"/>
-              </w:rPr>
-              <w:t>-  iuÉÉ</w:t>
-            </w:r>
-            <w:proofErr w:type="gramEnd"/>
+              <w:t>)-  iuÉÉ</w:t>
+            </w:r>
             <w:r>
               <w:rPr>
                 <w:rFonts w:ascii="BRH Malayalam Extra" w:hAnsi="BRH Malayalam Extra" w:cs="BRH Devanagari Extra"/>
@@ -23546,27 +22637,7 @@
                 <w:sz w:val="32"/>
                 <w:szCs w:val="40"/>
               </w:rPr>
-              <w:t>)</w:t>
-            </w:r>
-            <w:proofErr w:type="gramStart"/>
-            <w:r>
-              <w:rPr>
-                <w:rFonts w:ascii="BRH Devanagari Extra" w:hAnsi="BRH Devanagari Extra" w:cs="BRH Devanagari Extra"/>
-                <w:color w:val="000000"/>
-                <w:sz w:val="32"/>
-                <w:szCs w:val="40"/>
-              </w:rPr>
-              <w:t>-  rÉÈ</w:t>
-            </w:r>
-            <w:proofErr w:type="gramEnd"/>
-            <w:r>
-              <w:rPr>
-                <w:rFonts w:ascii="BRH Devanagari Extra" w:hAnsi="BRH Devanagari Extra" w:cs="BRH Devanagari Extra"/>
-                <w:color w:val="000000"/>
-                <w:sz w:val="32"/>
-                <w:szCs w:val="40"/>
-              </w:rPr>
-              <w:t xml:space="preserve"> | Ì²</w:t>
+              <w:t>)-  rÉÈ | Ì²</w:t>
             </w:r>
             <w:r>
               <w:rPr>
@@ -23832,27 +22903,7 @@
                 <w:sz w:val="32"/>
                 <w:szCs w:val="40"/>
               </w:rPr>
-              <w:t>)</w:t>
-            </w:r>
-            <w:proofErr w:type="gramStart"/>
-            <w:r>
-              <w:rPr>
-                <w:rFonts w:ascii="BRH Devanagari Extra" w:hAnsi="BRH Devanagari Extra" w:cs="BRH Devanagari Extra"/>
-                <w:color w:val="000000"/>
-                <w:sz w:val="32"/>
-                <w:szCs w:val="40"/>
-              </w:rPr>
-              <w:t>-  Ì</w:t>
-            </w:r>
-            <w:proofErr w:type="gramEnd"/>
-            <w:r>
-              <w:rPr>
-                <w:rFonts w:ascii="BRH Devanagari Extra" w:hAnsi="BRH Devanagari Extra" w:cs="BRH Devanagari Extra"/>
-                <w:color w:val="000000"/>
-                <w:sz w:val="32"/>
-                <w:szCs w:val="40"/>
-              </w:rPr>
-              <w:t>²</w:t>
+              <w:t>)-  Ì²</w:t>
             </w:r>
             <w:r>
               <w:rPr>
@@ -24233,19 +23284,8 @@
                 <w:sz w:val="32"/>
                 <w:szCs w:val="40"/>
               </w:rPr>
-              <w:t>)</w:t>
-            </w:r>
-            <w:proofErr w:type="gramStart"/>
-            <w:r>
-              <w:rPr>
-                <w:rFonts w:ascii="BRH Devanagari Extra" w:hAnsi="BRH Devanagari Extra" w:cs="BRH Devanagari Extra"/>
-                <w:color w:val="000000"/>
-                <w:sz w:val="32"/>
-                <w:szCs w:val="40"/>
-              </w:rPr>
-              <w:t>-  iÉ</w:t>
-            </w:r>
-            <w:proofErr w:type="gramEnd"/>
+              <w:t>)-  iÉ</w:t>
+            </w:r>
             <w:r>
               <w:rPr>
                 <w:rFonts w:ascii="BRH Devanagari Extra" w:hAnsi="BRH Devanagari Extra" w:cs="BRH Devanagari Extra"/>
@@ -24629,27 +23669,7 @@
                 <w:sz w:val="32"/>
                 <w:szCs w:val="40"/>
               </w:rPr>
-              <w:t>)</w:t>
-            </w:r>
-            <w:proofErr w:type="gramStart"/>
-            <w:r>
-              <w:rPr>
-                <w:rFonts w:ascii="BRH Devanagari Extra" w:hAnsi="BRH Devanagari Extra" w:cs="BRH Devanagari Extra"/>
-                <w:color w:val="000000"/>
-                <w:sz w:val="32"/>
-                <w:szCs w:val="40"/>
-              </w:rPr>
-              <w:t>-  rÉÈ</w:t>
-            </w:r>
-            <w:proofErr w:type="gramEnd"/>
-            <w:r>
-              <w:rPr>
-                <w:rFonts w:ascii="BRH Devanagari Extra" w:hAnsi="BRH Devanagari Extra" w:cs="BRH Devanagari Extra"/>
-                <w:color w:val="000000"/>
-                <w:sz w:val="32"/>
-                <w:szCs w:val="40"/>
-              </w:rPr>
-              <w:t xml:space="preserve"> | Ì²</w:t>
+              <w:t>)-  rÉÈ | Ì²</w:t>
             </w:r>
             <w:r>
               <w:rPr>
@@ -24951,27 +23971,7 @@
                 <w:sz w:val="32"/>
                 <w:szCs w:val="40"/>
               </w:rPr>
-              <w:t>)</w:t>
-            </w:r>
-            <w:proofErr w:type="gramStart"/>
-            <w:r>
-              <w:rPr>
-                <w:rFonts w:ascii="BRH Devanagari Extra" w:hAnsi="BRH Devanagari Extra" w:cs="BRH Devanagari Extra"/>
-                <w:color w:val="000000"/>
-                <w:sz w:val="32"/>
-                <w:szCs w:val="40"/>
-              </w:rPr>
-              <w:t>-  Ì</w:t>
-            </w:r>
-            <w:proofErr w:type="gramEnd"/>
-            <w:r>
-              <w:rPr>
-                <w:rFonts w:ascii="BRH Devanagari Extra" w:hAnsi="BRH Devanagari Extra" w:cs="BRH Devanagari Extra"/>
-                <w:color w:val="000000"/>
-                <w:sz w:val="32"/>
-                <w:szCs w:val="40"/>
-              </w:rPr>
-              <w:t>²</w:t>
+              <w:t>)-  Ì²</w:t>
             </w:r>
             <w:r>
               <w:rPr>
@@ -25426,27 +24426,7 @@
                 <w:sz w:val="32"/>
                 <w:szCs w:val="40"/>
               </w:rPr>
-              <w:t>)</w:t>
-            </w:r>
-            <w:proofErr w:type="gramStart"/>
-            <w:r>
-              <w:rPr>
-                <w:rFonts w:ascii="BRH Devanagari Extra" w:hAnsi="BRH Devanagari Extra" w:cs="BRH Devanagari Extra"/>
-                <w:color w:val="000000"/>
-                <w:sz w:val="32"/>
-                <w:szCs w:val="40"/>
-              </w:rPr>
-              <w:t>-  iÉ</w:t>
-            </w:r>
-            <w:proofErr w:type="gramEnd"/>
-            <w:r>
-              <w:rPr>
-                <w:rFonts w:ascii="BRH Devanagari Extra" w:hAnsi="BRH Devanagari Extra" w:cs="BRH Devanagari Extra"/>
-                <w:color w:val="000000"/>
-                <w:sz w:val="32"/>
-                <w:szCs w:val="40"/>
-              </w:rPr>
-              <w:t>×</w:t>
+              <w:t>)-  iÉ×</w:t>
             </w:r>
             <w:r>
               <w:rPr>
@@ -25816,25 +24796,7 @@
                 <w:sz w:val="32"/>
                 <w:szCs w:val="40"/>
               </w:rPr>
-              <w:t>)</w:t>
-            </w:r>
-            <w:proofErr w:type="gramStart"/>
-            <w:r>
-              <w:rPr>
-                <w:rFonts w:ascii="BRH Devanagari Extra" w:hAnsi="BRH Devanagari Extra" w:cs="BRH Devanagari Extra"/>
-                <w:sz w:val="32"/>
-                <w:szCs w:val="40"/>
-              </w:rPr>
-              <w:t>-  lÉÉqlÉÉÿ</w:t>
-            </w:r>
-            <w:proofErr w:type="gramEnd"/>
-            <w:r>
-              <w:rPr>
-                <w:rFonts w:ascii="BRH Devanagari Extra" w:hAnsi="BRH Devanagari Extra" w:cs="BRH Devanagari Extra"/>
-                <w:sz w:val="32"/>
-                <w:szCs w:val="40"/>
-              </w:rPr>
-              <w:t xml:space="preserve"> | AÉ |</w:t>
+              <w:t>)-  lÉÉqlÉÉÿ | AÉ |</w:t>
             </w:r>
           </w:p>
           <w:p>
@@ -25996,25 +24958,7 @@
                 <w:sz w:val="32"/>
                 <w:szCs w:val="40"/>
               </w:rPr>
-              <w:t>)</w:t>
-            </w:r>
-            <w:proofErr w:type="gramStart"/>
-            <w:r>
-              <w:rPr>
-                <w:rFonts w:ascii="BRH Devanagari Extra" w:hAnsi="BRH Devanagari Extra" w:cs="BRH Devanagari Extra"/>
-                <w:sz w:val="32"/>
-                <w:szCs w:val="40"/>
-              </w:rPr>
-              <w:t>-  lÉÉqlÉÉÿ</w:t>
-            </w:r>
-            <w:proofErr w:type="gramEnd"/>
-            <w:r>
-              <w:rPr>
-                <w:rFonts w:ascii="BRH Devanagari Extra" w:hAnsi="BRH Devanagari Extra" w:cs="BRH Devanagari Extra"/>
-                <w:sz w:val="32"/>
-                <w:szCs w:val="40"/>
-              </w:rPr>
-              <w:t xml:space="preserve"> | AÉ |</w:t>
+              <w:t>)-  lÉÉqlÉÉÿ | AÉ |</w:t>
             </w:r>
           </w:p>
           <w:p>
@@ -26183,18 +25127,8 @@
                 <w:sz w:val="32"/>
                 <w:szCs w:val="40"/>
               </w:rPr>
-              <w:t>)</w:t>
-            </w:r>
-            <w:proofErr w:type="gramStart"/>
-            <w:r>
-              <w:rPr>
-                <w:rFonts w:ascii="BRH Devanagari Extra" w:hAnsi="BRH Devanagari Extra" w:cs="BRH Devanagari Extra"/>
-                <w:sz w:val="32"/>
-                <w:szCs w:val="40"/>
-              </w:rPr>
-              <w:t>-  iuÉÉ</w:t>
-            </w:r>
-            <w:proofErr w:type="gramEnd"/>
+              <w:t>)-  iuÉÉ</w:t>
+            </w:r>
             <w:r>
               <w:rPr>
                 <w:rFonts w:ascii="BRH Malayalam Extra" w:hAnsi="BRH Malayalam Extra" w:cs="BRH Devanagari Extra"/>
@@ -26338,18 +25272,8 @@
                 <w:sz w:val="32"/>
                 <w:szCs w:val="40"/>
               </w:rPr>
-              <w:t>)</w:t>
-            </w:r>
-            <w:proofErr w:type="gramStart"/>
-            <w:r>
-              <w:rPr>
-                <w:rFonts w:ascii="BRH Devanagari Extra" w:hAnsi="BRH Devanagari Extra" w:cs="BRH Devanagari Extra"/>
-                <w:sz w:val="32"/>
-                <w:szCs w:val="40"/>
-              </w:rPr>
-              <w:t>-  iuÉÉ</w:t>
-            </w:r>
-            <w:proofErr w:type="gramEnd"/>
+              <w:t>)-  iuÉÉ</w:t>
+            </w:r>
             <w:r>
               <w:rPr>
                 <w:rFonts w:ascii="BRH Malayalam Extra" w:hAnsi="BRH Malayalam Extra" w:cs="BRH Devanagari Extra"/>
@@ -26539,19 +25463,8 @@
                 <w:sz w:val="32"/>
                 <w:szCs w:val="40"/>
               </w:rPr>
-              <w:t>)</w:t>
-            </w:r>
-            <w:proofErr w:type="gramStart"/>
-            <w:r>
-              <w:rPr>
-                <w:rFonts w:ascii="BRH Devanagari Extra" w:hAnsi="BRH Devanagari Extra" w:cs="BRH Devanagari Extra"/>
-                <w:color w:val="000000"/>
-                <w:sz w:val="32"/>
-                <w:szCs w:val="40"/>
-              </w:rPr>
-              <w:t>-  C</w:t>
-            </w:r>
-            <w:proofErr w:type="gramEnd"/>
+              <w:t>)-  C</w:t>
+            </w:r>
             <w:r>
               <w:rPr>
                 <w:rFonts w:ascii="BRH Malayalam Extra" w:hAnsi="BRH Malayalam Extra" w:cs="BRH Devanagari Extra"/>
@@ -26834,19 +25747,8 @@
                 <w:sz w:val="32"/>
                 <w:szCs w:val="40"/>
               </w:rPr>
-              <w:t>)</w:t>
-            </w:r>
-            <w:proofErr w:type="gramStart"/>
-            <w:r>
-              <w:rPr>
-                <w:rFonts w:ascii="BRH Devanagari Extra" w:hAnsi="BRH Devanagari Extra" w:cs="BRH Devanagari Extra"/>
-                <w:color w:val="000000"/>
-                <w:sz w:val="32"/>
-                <w:szCs w:val="40"/>
-              </w:rPr>
-              <w:t>-  C</w:t>
-            </w:r>
-            <w:proofErr w:type="gramEnd"/>
+              <w:t>)-  C</w:t>
+            </w:r>
             <w:r>
               <w:rPr>
                 <w:rFonts w:ascii="BRH Malayalam Extra" w:hAnsi="BRH Malayalam Extra" w:cs="BRH Devanagari Extra"/>
@@ -27974,19 +26876,8 @@
                 <w:sz w:val="32"/>
                 <w:szCs w:val="40"/>
               </w:rPr>
-              <w:t>)</w:t>
-            </w:r>
-            <w:proofErr w:type="gramStart"/>
-            <w:r>
-              <w:rPr>
-                <w:rFonts w:ascii="BRH Devanagari Extra" w:hAnsi="BRH Devanagari Extra" w:cs="BRH Devanagari Extra"/>
-                <w:color w:val="000000"/>
-                <w:sz w:val="32"/>
-                <w:szCs w:val="40"/>
-              </w:rPr>
-              <w:t>-  E</w:t>
-            </w:r>
-            <w:proofErr w:type="gramEnd"/>
+              <w:t>)-  E</w:t>
+            </w:r>
             <w:r>
               <w:rPr>
                 <w:rFonts w:ascii="BRH Malayalam Extra" w:hAnsi="BRH Malayalam Extra" w:cs="BRH Devanagari Extra"/>
@@ -28320,19 +27211,8 @@
                 <w:sz w:val="32"/>
                 <w:szCs w:val="40"/>
               </w:rPr>
-              <w:t>)</w:t>
-            </w:r>
-            <w:proofErr w:type="gramStart"/>
-            <w:r>
-              <w:rPr>
-                <w:rFonts w:ascii="BRH Devanagari Extra" w:hAnsi="BRH Devanagari Extra" w:cs="BRH Devanagari Extra"/>
-                <w:color w:val="000000"/>
-                <w:sz w:val="32"/>
-                <w:szCs w:val="40"/>
-              </w:rPr>
-              <w:t>-  E</w:t>
-            </w:r>
-            <w:proofErr w:type="gramEnd"/>
+              <w:t>)-  E</w:t>
+            </w:r>
             <w:r>
               <w:rPr>
                 <w:rFonts w:ascii="BRH Malayalam Extra" w:hAnsi="BRH Malayalam Extra" w:cs="BRH Devanagari Extra"/>
@@ -28661,25 +27541,7 @@
                 <w:sz w:val="32"/>
                 <w:szCs w:val="40"/>
               </w:rPr>
-              <w:t>)</w:t>
-            </w:r>
-            <w:proofErr w:type="gramStart"/>
-            <w:r>
-              <w:rPr>
-                <w:rFonts w:ascii="BRH Devanagari Extra" w:hAnsi="BRH Devanagari Extra" w:cs="BRH Devanagari Extra"/>
-                <w:sz w:val="32"/>
-                <w:szCs w:val="40"/>
-              </w:rPr>
-              <w:t>-  CUÉþuÉiÉÏ</w:t>
-            </w:r>
-            <w:proofErr w:type="gramEnd"/>
-            <w:r>
-              <w:rPr>
-                <w:rFonts w:ascii="BRH Devanagari Extra" w:hAnsi="BRH Devanagari Extra" w:cs="BRH Devanagari Extra"/>
-                <w:sz w:val="32"/>
-                <w:szCs w:val="40"/>
-              </w:rPr>
-              <w:t xml:space="preserve"> |</w:t>
+              <w:t>)-  CUÉþuÉiÉÏ |</w:t>
             </w:r>
           </w:p>
           <w:p>
@@ -28871,25 +27733,7 @@
                 <w:sz w:val="32"/>
                 <w:szCs w:val="40"/>
               </w:rPr>
-              <w:t>)</w:t>
-            </w:r>
-            <w:proofErr w:type="gramStart"/>
-            <w:r>
-              <w:rPr>
-                <w:rFonts w:ascii="BRH Devanagari Extra" w:hAnsi="BRH Devanagari Extra" w:cs="BRH Devanagari Extra"/>
-                <w:sz w:val="32"/>
-                <w:szCs w:val="40"/>
-              </w:rPr>
-              <w:t>-  CUÉþuÉiÉÏ</w:t>
-            </w:r>
-            <w:proofErr w:type="gramEnd"/>
-            <w:r>
-              <w:rPr>
-                <w:rFonts w:ascii="BRH Devanagari Extra" w:hAnsi="BRH Devanagari Extra" w:cs="BRH Devanagari Extra"/>
-                <w:sz w:val="32"/>
-                <w:szCs w:val="40"/>
-              </w:rPr>
-              <w:t xml:space="preserve"> |</w:t>
+              <w:t>)-  CUÉþuÉiÉÏ |</w:t>
             </w:r>
           </w:p>
           <w:p>
@@ -29101,19 +27945,8 @@
                 <w:sz w:val="32"/>
                 <w:szCs w:val="40"/>
               </w:rPr>
-              <w:t>)</w:t>
-            </w:r>
-            <w:proofErr w:type="gramStart"/>
-            <w:r>
-              <w:rPr>
-                <w:rFonts w:ascii="BRH Devanagari Extra" w:hAnsi="BRH Devanagari Extra" w:cs="BRH Devanagari Extra"/>
-                <w:color w:val="000000"/>
-                <w:sz w:val="32"/>
-                <w:szCs w:val="40"/>
-              </w:rPr>
-              <w:t>-  ÌuÉ</w:t>
-            </w:r>
-            <w:proofErr w:type="gramEnd"/>
+              <w:t>)-  ÌuÉ</w:t>
+            </w:r>
             <w:r>
               <w:rPr>
                 <w:rFonts w:ascii="BRH Malayalam Extra" w:hAnsi="BRH Malayalam Extra" w:cs="BRH Devanagari Extra"/>
@@ -29382,19 +28215,8 @@
                 <w:sz w:val="32"/>
                 <w:szCs w:val="40"/>
               </w:rPr>
-              <w:t>)</w:t>
-            </w:r>
-            <w:proofErr w:type="gramStart"/>
-            <w:r>
-              <w:rPr>
-                <w:rFonts w:ascii="BRH Devanagari Extra" w:hAnsi="BRH Devanagari Extra" w:cs="BRH Devanagari Extra"/>
-                <w:color w:val="000000"/>
-                <w:sz w:val="32"/>
-                <w:szCs w:val="40"/>
-              </w:rPr>
-              <w:t>-  ÌuÉ</w:t>
-            </w:r>
-            <w:proofErr w:type="gramEnd"/>
+              <w:t>)-  ÌuÉ</w:t>
+            </w:r>
             <w:r>
               <w:rPr>
                 <w:rFonts w:ascii="BRH Malayalam Extra" w:hAnsi="BRH Malayalam Extra" w:cs="BRH Devanagari Extra"/>
@@ -29687,19 +28509,8 @@
                 <w:sz w:val="32"/>
                 <w:szCs w:val="40"/>
               </w:rPr>
-              <w:t>)</w:t>
-            </w:r>
-            <w:proofErr w:type="gramStart"/>
-            <w:r>
-              <w:rPr>
-                <w:rFonts w:ascii="BRH Devanagari Extra" w:hAnsi="BRH Devanagari Extra" w:cs="BRH Devanagari Extra"/>
-                <w:color w:val="000000"/>
-                <w:sz w:val="32"/>
-                <w:szCs w:val="40"/>
-              </w:rPr>
-              <w:t>-  ÌuÉ</w:t>
-            </w:r>
-            <w:proofErr w:type="gramEnd"/>
+              <w:t>)-  ÌuÉ</w:t>
+            </w:r>
             <w:r>
               <w:rPr>
                 <w:rFonts w:ascii="BRH Malayalam Extra" w:hAnsi="BRH Malayalam Extra" w:cs="BRH Devanagari Extra"/>
@@ -29968,19 +28779,8 @@
                 <w:sz w:val="32"/>
                 <w:szCs w:val="40"/>
               </w:rPr>
-              <w:t>)</w:t>
-            </w:r>
-            <w:proofErr w:type="gramStart"/>
-            <w:r>
-              <w:rPr>
-                <w:rFonts w:ascii="BRH Devanagari Extra" w:hAnsi="BRH Devanagari Extra" w:cs="BRH Devanagari Extra"/>
-                <w:color w:val="000000"/>
-                <w:sz w:val="32"/>
-                <w:szCs w:val="40"/>
-              </w:rPr>
-              <w:t>-  ÌuÉ</w:t>
-            </w:r>
-            <w:proofErr w:type="gramEnd"/>
+              <w:t>)-  ÌuÉ</w:t>
+            </w:r>
             <w:r>
               <w:rPr>
                 <w:rFonts w:ascii="BRH Malayalam Extra" w:hAnsi="BRH Malayalam Extra" w:cs="BRH Devanagari Extra"/>
@@ -30376,7 +29176,6 @@
                 <w:szCs w:val="32"/>
               </w:rPr>
             </w:pPr>
-            <w:proofErr w:type="gramStart"/>
             <w:r>
               <w:rPr>
                 <w:b/>
@@ -30403,18 +29202,7 @@
                 <w:szCs w:val="40"/>
                 <w:highlight w:val="yellow"/>
               </w:rPr>
-              <w:t>whÉÉåþUç</w:t>
-            </w:r>
-            <w:proofErr w:type="gramEnd"/>
-            <w:r>
-              <w:rPr>
-                <w:rFonts w:ascii="BRH Devanagari Extra" w:hAnsi="BRH Devanagari Extra" w:cs="BRH Devanagari Extra"/>
-                <w:color w:val="FF0000"/>
-                <w:sz w:val="32"/>
-                <w:szCs w:val="40"/>
-                <w:highlight w:val="yellow"/>
-              </w:rPr>
-              <w:t xml:space="preserve"> </w:t>
+              <w:t xml:space="preserve">whÉÉåþUç </w:t>
             </w:r>
             <w:r>
               <w:rPr>
@@ -30710,7 +29498,6 @@
                 <w:szCs w:val="32"/>
               </w:rPr>
             </w:pPr>
-            <w:proofErr w:type="gramStart"/>
             <w:r>
               <w:rPr>
                 <w:b/>
@@ -30746,17 +29533,7 @@
                 <w:szCs w:val="40"/>
                 <w:highlight w:val="green"/>
               </w:rPr>
-              <w:t>ÉÉåþ</w:t>
-            </w:r>
-            <w:proofErr w:type="gramEnd"/>
-            <w:r>
-              <w:rPr>
-                <w:rFonts w:ascii="BRH Devanagari Extra" w:hAnsi="BRH Devanagari Extra" w:cs="BRH Devanagari Extra"/>
-                <w:sz w:val="32"/>
-                <w:szCs w:val="40"/>
-                <w:highlight w:val="green"/>
-              </w:rPr>
-              <w:t xml:space="preserve"> U</w:t>
+              <w:t>ÉÉåþ U</w:t>
             </w:r>
             <w:r>
               <w:rPr>
@@ -31403,19 +30180,8 @@
                 <w:sz w:val="32"/>
                 <w:szCs w:val="40"/>
               </w:rPr>
-              <w:t>)</w:t>
-            </w:r>
-            <w:proofErr w:type="gramStart"/>
-            <w:r>
-              <w:rPr>
-                <w:rFonts w:ascii="BRH Devanagari Extra" w:hAnsi="BRH Devanagari Extra" w:cs="BRH Devanagari Extra"/>
-                <w:color w:val="000000"/>
-                <w:sz w:val="32"/>
-                <w:szCs w:val="40"/>
-              </w:rPr>
-              <w:t>-  A</w:t>
-            </w:r>
-            <w:proofErr w:type="gramEnd"/>
+              <w:t>)-  A</w:t>
+            </w:r>
             <w:r>
               <w:rPr>
                 <w:rFonts w:ascii="BRH Malayalam Extra" w:hAnsi="BRH Malayalam Extra" w:cs="BRH Devanagari Extra"/>
@@ -31716,17 +30482,7 @@
                 <w:sz w:val="32"/>
                 <w:szCs w:val="40"/>
               </w:rPr>
-              <w:t>)</w:t>
-            </w:r>
-            <w:proofErr w:type="gramStart"/>
-            <w:r>
-              <w:rPr>
-                <w:rFonts w:ascii="BRH Devanagari Extra" w:hAnsi="BRH Devanagari Extra" w:cs="BRH Devanagari Extra"/>
-                <w:color w:val="000000"/>
-                <w:sz w:val="32"/>
-                <w:szCs w:val="40"/>
-              </w:rPr>
-              <w:t>-  ASþ</w:t>
+              <w:t>)-  ASþ</w:t>
             </w:r>
             <w:r>
               <w:rPr>
@@ -31745,17 +30501,7 @@
                 <w:sz w:val="32"/>
                 <w:szCs w:val="40"/>
               </w:rPr>
-              <w:t>È</w:t>
-            </w:r>
-            <w:proofErr w:type="gramEnd"/>
-            <w:r>
-              <w:rPr>
-                <w:rFonts w:ascii="BRH Devanagari Extra" w:hAnsi="BRH Devanagari Extra" w:cs="BRH Devanagari Extra"/>
-                <w:color w:val="000000"/>
-                <w:sz w:val="32"/>
-                <w:szCs w:val="40"/>
-              </w:rPr>
-              <w:t xml:space="preserve"> ||</w:t>
+              <w:t>È ||</w:t>
             </w:r>
           </w:p>
           <w:p>
@@ -31918,19 +30664,8 @@
                 <w:sz w:val="32"/>
                 <w:szCs w:val="40"/>
               </w:rPr>
-              <w:t>)</w:t>
-            </w:r>
-            <w:proofErr w:type="gramStart"/>
-            <w:r>
-              <w:rPr>
-                <w:rFonts w:ascii="BRH Devanagari Extra" w:hAnsi="BRH Devanagari Extra" w:cs="BRH Devanagari Extra"/>
-                <w:color w:val="000000"/>
-                <w:sz w:val="32"/>
-                <w:szCs w:val="40"/>
-              </w:rPr>
-              <w:t>-  A</w:t>
-            </w:r>
-            <w:proofErr w:type="gramEnd"/>
+              <w:t>)-  A</w:t>
+            </w:r>
             <w:r>
               <w:rPr>
                 <w:rFonts w:ascii="BRH Malayalam Extra" w:hAnsi="BRH Malayalam Extra" w:cs="BRH Devanagari Extra"/>
@@ -32231,17 +30966,7 @@
                 <w:sz w:val="32"/>
                 <w:szCs w:val="40"/>
               </w:rPr>
-              <w:t>)</w:t>
-            </w:r>
-            <w:proofErr w:type="gramStart"/>
-            <w:r>
-              <w:rPr>
-                <w:rFonts w:ascii="BRH Devanagari Extra" w:hAnsi="BRH Devanagari Extra" w:cs="BRH Devanagari Extra"/>
-                <w:color w:val="000000"/>
-                <w:sz w:val="32"/>
-                <w:szCs w:val="40"/>
-              </w:rPr>
-              <w:t>-  ASþ</w:t>
+              <w:t>)-  ASþ</w:t>
             </w:r>
             <w:r>
               <w:rPr>
@@ -32260,17 +30985,7 @@
                 <w:sz w:val="32"/>
                 <w:szCs w:val="40"/>
               </w:rPr>
-              <w:t>È</w:t>
-            </w:r>
-            <w:proofErr w:type="gramEnd"/>
-            <w:r>
-              <w:rPr>
-                <w:rFonts w:ascii="BRH Devanagari Extra" w:hAnsi="BRH Devanagari Extra" w:cs="BRH Devanagari Extra"/>
-                <w:color w:val="000000"/>
-                <w:sz w:val="32"/>
-                <w:szCs w:val="40"/>
-              </w:rPr>
-              <w:t xml:space="preserve"> ||</w:t>
+              <w:t>È ||</w:t>
             </w:r>
           </w:p>
           <w:p>
@@ -32440,27 +31155,7 @@
                 <w:sz w:val="32"/>
                 <w:szCs w:val="40"/>
               </w:rPr>
-              <w:t>)</w:t>
-            </w:r>
-            <w:proofErr w:type="gramStart"/>
-            <w:r>
-              <w:rPr>
-                <w:rFonts w:ascii="BRH Devanagari Extra" w:hAnsi="BRH Devanagari Extra" w:cs="BRH Devanagari Extra"/>
-                <w:color w:val="000000"/>
-                <w:sz w:val="32"/>
-                <w:szCs w:val="40"/>
-              </w:rPr>
-              <w:t>-  M</w:t>
-            </w:r>
-            <w:proofErr w:type="gramEnd"/>
-            <w:r>
-              <w:rPr>
-                <w:rFonts w:ascii="BRH Devanagari Extra" w:hAnsi="BRH Devanagari Extra" w:cs="BRH Devanagari Extra"/>
-                <w:color w:val="000000"/>
-                <w:sz w:val="32"/>
-                <w:szCs w:val="40"/>
-              </w:rPr>
-              <w:t>×ü</w:t>
+              <w:t>)-  M×ü</w:t>
             </w:r>
             <w:r>
               <w:rPr>
@@ -32815,17 +31510,7 @@
                 <w:sz w:val="32"/>
                 <w:szCs w:val="40"/>
               </w:rPr>
-              <w:t>)</w:t>
-            </w:r>
-            <w:proofErr w:type="gramStart"/>
-            <w:r>
-              <w:rPr>
-                <w:rFonts w:ascii="BRH Devanagari Extra" w:hAnsi="BRH Devanagari Extra" w:cs="BRH Devanagari Extra"/>
-                <w:color w:val="000000"/>
-                <w:sz w:val="32"/>
-                <w:szCs w:val="40"/>
-              </w:rPr>
-              <w:t>-  SæurÉÉ</w:t>
+              <w:t>)-  SæurÉÉ</w:t>
             </w:r>
             <w:r>
               <w:rPr>
@@ -32844,17 +31529,7 @@
                 <w:sz w:val="32"/>
                 <w:szCs w:val="40"/>
               </w:rPr>
-              <w:t>Ï</w:t>
-            </w:r>
-            <w:proofErr w:type="gramEnd"/>
-            <w:r>
-              <w:rPr>
-                <w:rFonts w:ascii="BRH Devanagari Extra" w:hAnsi="BRH Devanagari Extra" w:cs="BRH Devanagari Extra"/>
-                <w:color w:val="000000"/>
-                <w:sz w:val="32"/>
-                <w:szCs w:val="40"/>
-              </w:rPr>
-              <w:t xml:space="preserve"> | A</w:t>
+              <w:t>Ï | A</w:t>
             </w:r>
             <w:r>
               <w:rPr>
@@ -33077,27 +31752,7 @@
                 <w:sz w:val="32"/>
                 <w:szCs w:val="40"/>
               </w:rPr>
-              <w:t>)</w:t>
-            </w:r>
-            <w:proofErr w:type="gramStart"/>
-            <w:r>
-              <w:rPr>
-                <w:rFonts w:ascii="BRH Devanagari Extra" w:hAnsi="BRH Devanagari Extra" w:cs="BRH Devanagari Extra"/>
-                <w:color w:val="000000"/>
-                <w:sz w:val="32"/>
-                <w:szCs w:val="40"/>
-              </w:rPr>
-              <w:t>-  M</w:t>
-            </w:r>
-            <w:proofErr w:type="gramEnd"/>
-            <w:r>
-              <w:rPr>
-                <w:rFonts w:ascii="BRH Devanagari Extra" w:hAnsi="BRH Devanagari Extra" w:cs="BRH Devanagari Extra"/>
-                <w:color w:val="000000"/>
-                <w:sz w:val="32"/>
-                <w:szCs w:val="40"/>
-              </w:rPr>
-              <w:t>×ü</w:t>
+              <w:t>)-  M×ü</w:t>
             </w:r>
             <w:r>
               <w:rPr>
@@ -33441,17 +32096,7 @@
                 <w:sz w:val="32"/>
                 <w:szCs w:val="40"/>
               </w:rPr>
-              <w:t>)</w:t>
-            </w:r>
-            <w:proofErr w:type="gramStart"/>
-            <w:r>
-              <w:rPr>
-                <w:rFonts w:ascii="BRH Devanagari Extra" w:hAnsi="BRH Devanagari Extra" w:cs="BRH Devanagari Extra"/>
-                <w:color w:val="000000"/>
-                <w:sz w:val="32"/>
-                <w:szCs w:val="40"/>
-              </w:rPr>
-              <w:t>-  SæurÉÉþ</w:t>
+              <w:t>)-  SæurÉÉþ</w:t>
             </w:r>
             <w:r>
               <w:rPr>
@@ -33463,7 +32108,6 @@
               </w:rPr>
               <w:t>ÌlÉ</w:t>
             </w:r>
-            <w:proofErr w:type="gramEnd"/>
             <w:r>
               <w:rPr>
                 <w:rFonts w:ascii="BRH Devanagari Extra" w:hAnsi="BRH Devanagari Extra" w:cs="BRH Devanagari Extra"/>
@@ -33701,19 +32345,8 @@
                 <w:sz w:val="32"/>
                 <w:szCs w:val="40"/>
               </w:rPr>
-              <w:t>)</w:t>
-            </w:r>
-            <w:proofErr w:type="gramStart"/>
-            <w:r>
-              <w:rPr>
-                <w:rFonts w:ascii="BRH Devanagari Extra" w:hAnsi="BRH Devanagari Extra" w:cs="BRH Devanagari Extra"/>
-                <w:color w:val="000000"/>
-                <w:sz w:val="32"/>
-                <w:szCs w:val="40"/>
-              </w:rPr>
-              <w:t>-  E</w:t>
-            </w:r>
-            <w:proofErr w:type="gramEnd"/>
+              <w:t>)-  E</w:t>
+            </w:r>
             <w:r>
               <w:rPr>
                 <w:rFonts w:ascii="BRH Malayalam Extra" w:hAnsi="BRH Malayalam Extra" w:cs="BRH Devanagari Extra"/>
@@ -33944,19 +32577,8 @@
                 <w:sz w:val="32"/>
                 <w:szCs w:val="40"/>
               </w:rPr>
-              <w:t>)</w:t>
-            </w:r>
-            <w:proofErr w:type="gramStart"/>
-            <w:r>
-              <w:rPr>
-                <w:rFonts w:ascii="BRH Devanagari Extra" w:hAnsi="BRH Devanagari Extra" w:cs="BRH Devanagari Extra"/>
-                <w:color w:val="000000"/>
-                <w:sz w:val="32"/>
-                <w:szCs w:val="40"/>
-              </w:rPr>
-              <w:t>-  E</w:t>
-            </w:r>
-            <w:proofErr w:type="gramEnd"/>
+              <w:t>)-  E</w:t>
+            </w:r>
             <w:r>
               <w:rPr>
                 <w:rFonts w:ascii="BRH Malayalam Extra" w:hAnsi="BRH Malayalam Extra" w:cs="BRH Devanagari Extra"/>
@@ -34097,45 +32719,6 @@
     <w:p>
       <w:pPr>
         <w:spacing w:before="0" w:line="240" w:lineRule="auto"/>
-        <w:jc w:val="center"/>
-        <w:rPr>
-          <w:b/>
-          <w:bCs/>
-          <w:sz w:val="32"/>
-          <w:szCs w:val="32"/>
-          <w:u w:val="single"/>
-        </w:rPr>
-      </w:pPr>
-    </w:p>
-    <w:p>
-      <w:pPr>
-        <w:spacing w:before="0" w:line="240" w:lineRule="auto"/>
-        <w:jc w:val="center"/>
-        <w:rPr>
-          <w:b/>
-          <w:bCs/>
-          <w:sz w:val="32"/>
-          <w:szCs w:val="32"/>
-          <w:u w:val="single"/>
-        </w:rPr>
-      </w:pPr>
-    </w:p>
-    <w:p>
-      <w:pPr>
-        <w:spacing w:before="0" w:line="240" w:lineRule="auto"/>
-        <w:jc w:val="center"/>
-        <w:rPr>
-          <w:b/>
-          <w:bCs/>
-          <w:sz w:val="32"/>
-          <w:szCs w:val="32"/>
-          <w:u w:val="single"/>
-        </w:rPr>
-      </w:pPr>
-    </w:p>
-    <w:p>
-      <w:pPr>
-        <w:spacing w:before="0" w:line="240" w:lineRule="auto"/>
         <w:rPr>
           <w:b/>
           <w:bCs/>
@@ -34152,6 +32735,7 @@
           <w:szCs w:val="32"/>
           <w:u w:val="single"/>
         </w:rPr>
+        <w:lastRenderedPageBreak/>
         <w:t xml:space="preserve">TS </w:t>
       </w:r>
       <w:r>
